--- a/manuscript_eh.docx
+++ b/manuscript_eh.docx
@@ -168,7 +168,7 @@
           <w:i w:val="0"/>
           <w:sz w:val="24"/>
         </w:rPr>
-        <w:t>The way we classify hearing loss from pure-tone audiometry has barely changed in over fifty years. Goodman [@goodman1965] proposed the mild–moderate–severe framework back in 1965. Clark [@clark1981] refined it. The WHO eventually formalised it in the *World Report on Hearing* [@who2021] using those familiar thresholds, 25, 40, 55, 70, and 90 dB HL. These cutoffs work well enough for epidemiological surveillance, clinical triage, and hearing aid candidacy. But they force discrete categories onto a continuous biological variable, and that creates a real tension.</w:t>
+        <w:t>The way we classify hearing loss from pure-tone audiometry has barely changed in over fifty years. Goodman [1] proposed the mild–moderate–severe framework back in 1965. Clark [2] refined it. The WHO eventually formalised it in the *World Report on Hearing* [3] using those familiar thresholds, 25, 40, 55, 70, and 90 dB HL. These cutoffs work well enough for epidemiological surveillance, clinical triage, and hearing aid candidacy. But they force discrete categories onto a continuous biological variable, and that creates a real tension.</w:t>
       </w:r>
     </w:p>
     <w:p>
@@ -183,7 +183,7 @@
           <w:i w:val="0"/>
           <w:sz w:val="24"/>
         </w:rPr>
-        <w:t>Consider two patients. Patient A has a PTA-4 of 25 dB HL in the better ear. That is *normal*. Patient B has a PTA-4 of 26 dB HL. That is *mild hearing loss*. One decibel separates them. One decibel, well within the test–retest variability of pure-tone audiometry (±5–10 dB) [@miller2004], and they get categorically different labels with different implications for follow-up, hearing aid candidacy, and occupational hearing conservation. We need to ask whether such crisp boundaries hold up to clinical scrutiny.</w:t>
+        <w:t>Consider two patients. Patient A has a PTA-4 of 25 dB HL in the better ear. That is *normal*. Patient B has a PTA-4 of 26 dB HL. That is *mild hearing loss*. One decibel separates them. One decibel, well within the test–retest variability of pure-tone audiometry (±5–10 dB) [4], and they get categorically different labels with different implications for follow-up, hearing aid candidacy, and occupational hearing conservation. We need to ask whether such crisp boundaries hold up to clinical scrutiny.</w:t>
       </w:r>
     </w:p>
     <w:p>
@@ -213,7 +213,7 @@
           <w:i w:val="0"/>
           <w:sz w:val="24"/>
         </w:rPr>
-        <w:t>Fuzzy set theory, which Zadeh introduced [@zadeh1965], offers a way out. Unlike Boolean (crisp) sets where something either belongs or it does not, fuzzy sets assign membership between 0 and 1. An audiometric threshold can belong to multiple severity categories at the same time, with different strengths. Mamdani-type fuzzy inference systems [@mamdani1975] build on this by adding rule-based reasoning, interpretable expert systems with a rule base you can inspect and modify.</w:t>
+        <w:t>Fuzzy set theory, which Zadeh introduced [5], offers a way out. Unlike Boolean (crisp) sets where something either belongs or it does not, fuzzy sets assign membership between 0 and 1. An audiometric threshold can belong to multiple severity categories at the same time, with different strengths. Mamdani-type fuzzy inference systems [6] build on this by adding rule-based reasoning, interpretable expert systems with a rule base you can inspect and modify.</w:t>
       </w:r>
     </w:p>
     <w:p>
@@ -228,7 +228,7 @@
           <w:i w:val="0"/>
           <w:sz w:val="24"/>
         </w:rPr>
-        <w:t>Most of the computational work in audiology so far has gone to machine learning. Ceriani et al. [@ceriani2025] used ML to predict early hallmarks of progressive hearing loss. Wasmann et al. [@wasmann2022] built a deep learning system for automated audiogram interpretation. Sanchez-Lopez et al. [@sanchez2021] and van Beek et al. [@vanbeek2024] applied clustering for data-driven auditory profiling. Tseng et al. [@tseng2023] used XGBoost to classify hearing loss from demographic and audiometric variables. These approaches get good accuracy, but they are black boxes. Clinicians cannot inspect or modify the decision rules. Fuzzy logic, by contrast, is interpretable by design.</w:t>
+        <w:t>Most of the computational work in audiology so far has gone to machine learning. Ceriani et al. [7] used ML to predict early hallmarks of progressive hearing loss. Wasmann et al. [8] built a deep learning system for automated audiogram interpretation. Sanchez-Lopez et al. [9] and van Beek et al. [10] applied clustering for data-driven auditory profiling. Tseng et al. [11] used XGBoost to classify hearing loss from demographic and audiometric variables. These approaches get good accuracy, but they are black boxes. Clinicians cannot inspect or modify the decision rules. Fuzzy logic, by contrast, is interpretable by design.</w:t>
       </w:r>
     </w:p>
     <w:p>
@@ -243,7 +243,7 @@
           <w:i w:val="0"/>
           <w:sz w:val="24"/>
         </w:rPr>
-        <w:t>Specific fuzzy logic applications in audiology are still limited. Miller and Polansky [@miller2004] built an early fuzzy inference system for audiogram classification that hit 87% agreement with expert judgments. Chen et al. [@chen2017] reported 91% accuracy with a Mamdani-type system using frequency-specific inputs. Zadoush et al. [@zadoush2020] proposed Gaussian membership functions for configuration classification. But none of these integrate severity classification, configuration typing, asymmetry detection, and temporal tracking in one system, and none have been validated against population-level NHANES data with a proper train–test split.</w:t>
+        <w:t>Specific fuzzy logic applications in audiology are still limited. Miller and Polansky [4] built an early fuzzy inference system for audiogram classification that hit 87% agreement with expert judgments. Chen et al. [12] reported 91% accuracy with a Mamdani-type system using frequency-specific inputs. Zadoush et al. [13] proposed Gaussian membership functions for configuration classification. But none of these integrate severity classification, configuration typing, asymmetry detection, and temporal tracking in one system, and none have been validated against population-level NHANES data with a proper train–test split.</w:t>
       </w:r>
     </w:p>
     <w:p>
@@ -450,7 +450,7 @@
           <w:i w:val="0"/>
           <w:sz w:val="24"/>
         </w:rPr>
-        <w:t>Asymmetry. Mean inter-aural asymmetry was 5.5 dB. About 5.7% of participants exceeded the 15 dB threshold for significant asymmetry, consistent with published NHANES-based estimates [@suen2021].</w:t>
+        <w:t>Asymmetry. Mean inter-aural asymmetry was 5.5 dB. About 5.7% of participants exceeded the 15 dB threshold for significant asymmetry, consistent with published NHANES-based estimates [14].</w:t>
       </w:r>
     </w:p>
     <w:p>
@@ -3893,7 +3893,7 @@
           <w:i w:val="0"/>
           <w:sz w:val="24"/>
         </w:rPr>
-        <w:t>Our results fit with the emerging computational audiology literature while extending it in a few directions. The 91% borderline accuracy compares well with the 87% from Miller and Polansky [@miller2004] and the 91% from Chen et al. [@chen2017], though direct comparison is limited by different datasets and outcome definitions. We also found that the fuzzy system outperformed XGBoost in borderline cases (91% vs. 79%, p &lt; 0.05). Machine learning classifiers are not designed to model partial membership at severity boundaries. Fuzzy logic is mathematically structured to do exactly that.</w:t>
+        <w:t>Our results fit with the emerging computational audiology literature while extending it in a few directions. The 91% borderline accuracy compares well with the 87% from Miller and Polansky [4] and the 91% from Chen et al. [12], though direct comparison is limited by different datasets and outcome definitions. We also found that the fuzzy system outperformed XGBoost in borderline cases (91% vs. 79%, p &lt; 0.05). Machine learning classifiers are not designed to model partial membership at severity boundaries. Fuzzy logic is mathematically structured to do exactly that.</w:t>
       </w:r>
     </w:p>
     <w:p>
@@ -3908,7 +3908,7 @@
           <w:i w:val="0"/>
           <w:sz w:val="24"/>
         </w:rPr>
-        <w:t>Compared to clustering-based profiling approaches [@sanchez2021; @vanbeek2024], the fuzzy system produces outputs clinicians can actually inspect. A clinician can see the rule base, understand why a particular grade was assigned, and modify rules if needed. That transparency matters for real clinical adoption.</w:t>
+        <w:t>Compared to clustering-based profiling approaches [15], the fuzzy system produces outputs clinicians can actually inspect. A clinician can see the rule base, understand why a particular grade was assigned, and modify rules if needed. That transparency matters for real clinical adoption.</w:t>
       </w:r>
     </w:p>
     <w:p>
@@ -4096,7 +4096,7 @@
           <w:sz w:val="28"/>
           <w:u w:val="single"/>
         </w:rPr>
-        <w:t>Appendix: Mathematical Foundations of Fuzzy Logic {#sec-app-math}</w:t>
+        <w:t>Appendix: Mathematical Foundations of Fuzzy Logic</w:t>
       </w:r>
     </w:p>
     <w:p>
@@ -4125,7 +4125,7 @@
           <w:i w:val="0"/>
           <w:sz w:val="24"/>
         </w:rPr>
-        <w:t>Let $X$ be a universe of discourse (e.g., the set of all possible hearing thresholds in dB HL). A fuzzy set $A$ on $X$ is defined by its membership function $\mu_A: X \to [0, 1]$, which assigns to each element $x \in X$ a degree of membership in the interval $[0, 1]$ [@zadeh1965]:</w:t>
+        <w:t>Let X be a universe of discourse (e.g., the set of all possible hearing thresholds in dB HL). A fuzzy set A on X is defined by its membership function μA: X → [0, 1], which assigns to each element x ∈ X a degree of membership in the interval [0, 1] [5]:</w:t>
       </w:r>
     </w:p>
     <w:p>
@@ -4140,7 +4140,7 @@
           <w:i w:val="0"/>
           <w:sz w:val="24"/>
         </w:rPr>
-        <w:t>$$A = \{(x, \mu_A(x)) \mid x \in X\}$$</w:t>
+        <w:t>A = {(x, μA(x)) | x ∈ X}</w:t>
       </w:r>
     </w:p>
     <w:p>
@@ -4155,7 +4155,7 @@
           <w:i w:val="0"/>
           <w:sz w:val="24"/>
         </w:rPr>
-        <w:t>where $\mu_A(x) = 0$ indicates complete non-membership, $\mu_A(x) = 1$ indicates complete membership, and intermediate values represent partial membership. This is the fundamental distinction from crisp (classical) sets, where membership is binary $\{0, 1\}$.</w:t>
+        <w:t>where μA(x) = 0 indicates complete non-membership, μA(x) = 1 indicates complete membership, and intermediate values represent partial membership. This is the fundamental distinction from crisp (classical) sets, where membership is binary {0, 1}.</w:t>
       </w:r>
     </w:p>
     <w:p>
@@ -4170,7 +4170,7 @@
           <w:i w:val="0"/>
           <w:sz w:val="24"/>
         </w:rPr>
-        <w:t>For each audiometric severity category, we define a trapezoidal membership function parameterised by a quadruple $(a, b, c, d)$, where $[b, c]$ is the core (complete membership, $\mu = 1$) and $[a, b]$ and $[c, d]$ are the left and right shoulders:</w:t>
+        <w:t>For each audiometric severity category, we define a trapezoidal membership function parameterised by a quadruple (a, b, c, d), where [b, c] is the core (complete membership, μ = 1) and [a, b] and [c, d] are the left and right shoulders:</w:t>
       </w:r>
     </w:p>
     <w:p>
@@ -4185,7 +4185,7 @@
           <w:i w:val="0"/>
           <w:sz w:val="24"/>
         </w:rPr>
-        <w:t>$$</w:t>
+        <w:t>μ(x; a, b, c, d) = 0, if x ≤ a (x - a)/(b - a), if a &lt; x ≤ b 1, if b &lt; x ≤ c (d - x)/(d - c), if c &lt; x ≤ d 0, if x ≥ d</w:t>
       </w:r>
     </w:p>
     <w:p>
@@ -4200,142 +4200,7 @@
           <w:i w:val="0"/>
           <w:sz w:val="24"/>
         </w:rPr>
-        <w:t>\mu(x; a, b, c, d) =</w:t>
-      </w:r>
-    </w:p>
-    <w:p>
-      <w:pPr>
-        <w:spacing w:line="480" w:lineRule="auto"/>
-        <w:ind w:firstLine="720"/>
-      </w:pPr>
-      <w:r>
-        <w:rPr>
-          <w:rFonts w:ascii="Times New Roman" w:hAnsi="Times New Roman"/>
-          <w:b w:val="0"/>
-          <w:i w:val="0"/>
-          <w:sz w:val="24"/>
-        </w:rPr>
-        <w:t>\begin{cases}</w:t>
-      </w:r>
-    </w:p>
-    <w:p>
-      <w:pPr>
-        <w:spacing w:line="480" w:lineRule="auto"/>
-        <w:ind w:firstLine="720"/>
-      </w:pPr>
-      <w:r>
-        <w:rPr>
-          <w:rFonts w:ascii="Times New Roman" w:hAnsi="Times New Roman"/>
-          <w:b w:val="0"/>
-          <w:i w:val="0"/>
-          <w:sz w:val="24"/>
-        </w:rPr>
-        <w:t>0, &amp; x \leq a \\[4pt]</w:t>
-      </w:r>
-    </w:p>
-    <w:p>
-      <w:pPr>
-        <w:spacing w:line="480" w:lineRule="auto"/>
-        <w:ind w:firstLine="720"/>
-      </w:pPr>
-      <w:r>
-        <w:rPr>
-          <w:rFonts w:ascii="Times New Roman" w:hAnsi="Times New Roman"/>
-          <w:b w:val="0"/>
-          <w:i w:val="0"/>
-          <w:sz w:val="24"/>
-        </w:rPr>
-        <w:t>\displaystyle\frac{x - a}{b - a}, &amp; a &lt; x \leq b \\[10pt]</w:t>
-      </w:r>
-    </w:p>
-    <w:p>
-      <w:pPr>
-        <w:spacing w:line="480" w:lineRule="auto"/>
-        <w:ind w:firstLine="720"/>
-      </w:pPr>
-      <w:r>
-        <w:rPr>
-          <w:rFonts w:ascii="Times New Roman" w:hAnsi="Times New Roman"/>
-          <w:b w:val="0"/>
-          <w:i w:val="0"/>
-          <w:sz w:val="24"/>
-        </w:rPr>
-        <w:t>1, &amp; b &lt; x \leq c \\[4pt]</w:t>
-      </w:r>
-    </w:p>
-    <w:p>
-      <w:pPr>
-        <w:spacing w:line="480" w:lineRule="auto"/>
-        <w:ind w:firstLine="720"/>
-      </w:pPr>
-      <w:r>
-        <w:rPr>
-          <w:rFonts w:ascii="Times New Roman" w:hAnsi="Times New Roman"/>
-          <w:b w:val="0"/>
-          <w:i w:val="0"/>
-          <w:sz w:val="24"/>
-        </w:rPr>
-        <w:t>\displaystyle\frac{d - x}{d - c}, &amp; c &lt; x \leq d \\[10pt]</w:t>
-      </w:r>
-    </w:p>
-    <w:p>
-      <w:pPr>
-        <w:spacing w:line="480" w:lineRule="auto"/>
-        <w:ind w:firstLine="720"/>
-      </w:pPr>
-      <w:r>
-        <w:rPr>
-          <w:rFonts w:ascii="Times New Roman" w:hAnsi="Times New Roman"/>
-          <w:b w:val="0"/>
-          <w:i w:val="0"/>
-          <w:sz w:val="24"/>
-        </w:rPr>
-        <w:t>0, &amp; x \geq d</w:t>
-      </w:r>
-    </w:p>
-    <w:p>
-      <w:pPr>
-        <w:spacing w:line="480" w:lineRule="auto"/>
-        <w:ind w:firstLine="720"/>
-      </w:pPr>
-      <w:r>
-        <w:rPr>
-          <w:rFonts w:ascii="Times New Roman" w:hAnsi="Times New Roman"/>
-          <w:b w:val="0"/>
-          <w:i w:val="0"/>
-          <w:sz w:val="24"/>
-        </w:rPr>
-        <w:t>\end{cases}</w:t>
-      </w:r>
-    </w:p>
-    <w:p>
-      <w:pPr>
-        <w:spacing w:line="480" w:lineRule="auto"/>
-        <w:ind w:firstLine="720"/>
-      </w:pPr>
-      <w:r>
-        <w:rPr>
-          <w:rFonts w:ascii="Times New Roman" w:hAnsi="Times New Roman"/>
-          <w:b w:val="0"/>
-          <w:i w:val="0"/>
-          <w:sz w:val="24"/>
-        </w:rPr>
-        <w:t>$$</w:t>
-      </w:r>
-    </w:p>
-    <w:p>
-      <w:pPr>
-        <w:spacing w:line="480" w:lineRule="auto"/>
-        <w:ind w:firstLine="720"/>
-      </w:pPr>
-      <w:r>
-        <w:rPr>
-          <w:rFonts w:ascii="Times New Roman" w:hAnsi="Times New Roman"/>
-          <w:b w:val="0"/>
-          <w:i w:val="0"/>
-          <w:sz w:val="24"/>
-        </w:rPr>
-        <w:t>We chose trapezoidal functions over triangular ($b = c$) or Gaussian because the NHANES training set distributions within each WHO severity grade showed asymmetric, plateau-containing shapes that symmetric or unimodal functions capture poorly. The support of a fuzzy set, $\text{supp}(A) = \{x \mid \mu_A(x) &gt; 0\}$, and the core, $\text{core}(A) = \{x \mid \mu_A(x) = 1\}$, are directly interpretable from the trapezoidal parameters.</w:t>
+        <w:t>We chose trapezoidal functions over triangular (b = c) or Gaussian because the NHANES training set distributions within each WHO severity grade showed asymmetric, plateau-containing shapes that symmetric or unimodal functions capture poorly. The support of a fuzzy set, supp(A) = {x | μA(x) &gt; 0}, and the core, core(A) = {x | μA(x) = 1}, are directly interpretable from the trapezoidal parameters.</w:t>
       </w:r>
     </w:p>
     <w:p>
@@ -4364,7 +4229,7 @@
           <w:i w:val="0"/>
           <w:sz w:val="24"/>
         </w:rPr>
-        <w:t>Let $\mu_A$ and $\mu_B$ be membership functions of fuzzy sets $A$ and $B$ on the same universe $X$. The standard Zadeh operators define set-theoretic operations pointwise [@zadeh1965]:</w:t>
+        <w:t>Let μA and μB be membership functions of fuzzy sets A and B on the same universe X. The standard Zadeh operators define set-theoretic operations pointwise [5]:</w:t>
       </w:r>
     </w:p>
     <w:p>
@@ -4394,7 +4259,7 @@
           <w:i w:val="0"/>
           <w:sz w:val="24"/>
         </w:rPr>
-        <w:t>$$\mu_{A \cup B}(x) = \max\bigl(\mu_A(x),\; \mu_B(x)\bigr)$$</w:t>
+        <w:t>μA ∪ B(x) = max(μA(x), μB(x))</w:t>
       </w:r>
     </w:p>
     <w:p>
@@ -4424,7 +4289,7 @@
           <w:i w:val="0"/>
           <w:sz w:val="24"/>
         </w:rPr>
-        <w:t>$$\mu_{A \cap B}(x) = \min\bigl(\mu_A(x),\; \mu_B(x)\bigr)$$</w:t>
+        <w:t>μA ∩ B(x) = min(μA(x), μB(x))</w:t>
       </w:r>
     </w:p>
     <w:p>
@@ -4454,7 +4319,7 @@
           <w:i w:val="0"/>
           <w:sz w:val="24"/>
         </w:rPr>
-        <w:t>$$\mu_{\bar{A}}(x) = 1 - \mu_A(x)$$</w:t>
+        <w:t>μ_{bar{A}}(x) = 1 - μA(x)</w:t>
       </w:r>
     </w:p>
     <w:p>
@@ -4498,7 +4363,7 @@
           <w:i w:val="0"/>
           <w:sz w:val="24"/>
         </w:rPr>
-        <w:t>We employ Mamdani-type inference [@mamdani1975], in which both antecedents and consequents are fuzzy sets. A typical rule $R_k$:</w:t>
+        <w:t>We employ Mamdani-type inference [6], in which both antecedents and consequents are fuzzy sets. A typical rule Rk:</w:t>
       </w:r>
     </w:p>
     <w:p>
@@ -4513,7 +4378,7 @@
           <w:i w:val="0"/>
           <w:sz w:val="24"/>
         </w:rPr>
-        <w:t>$$R_k: \text{IF } x_1 \text{ is } A_{k,1} \text{ AND } \dots \text{ AND } x_7 \text{ is } A_{k,7} \text{ THEN } y \text{ is } B_k$$</w:t>
+        <w:t>Rk: IF x1 is Ak,1 AND … AND x7 is Ak,7 THEN y is Bk</w:t>
       </w:r>
     </w:p>
     <w:p>
@@ -4528,7 +4393,7 @@
           <w:i w:val="0"/>
           <w:sz w:val="24"/>
         </w:rPr>
-        <w:t>Firing strength $\alpha_k = \min(\mu_{A_{k,1}}(x_1), \dots, \mu_{A_{k,7}}(x_7))$</w:t>
+        <w:t>Firing strength αk = min(μ_{Ak,1}(x1), …, μ_{Ak,7}(x7))</w:t>
       </w:r>
     </w:p>
     <w:p>
@@ -4543,7 +4408,7 @@
           <w:i w:val="0"/>
           <w:sz w:val="24"/>
         </w:rPr>
-        <w:t>Implication (clipping): $\mu_{R_k}(y) = \min(\alpha_k, \mu_{B_k}(y))$</w:t>
+        <w:t>Implication (clipping): μRk(y) = min(αk, μBk(y))</w:t>
       </w:r>
     </w:p>
     <w:p>
@@ -4558,7 +4423,7 @@
           <w:i w:val="0"/>
           <w:sz w:val="24"/>
         </w:rPr>
-        <w:t>Aggregation: $\mu_{\text{agg}}(y) = \max_{k=1}^{N} \mu_{R_k}(y)$</w:t>
+        <w:t>Aggregation: μagg(y) = maxk=1^N μRk(y)</w:t>
       </w:r>
     </w:p>
     <w:p>
@@ -4602,7 +4467,7 @@
           <w:i w:val="0"/>
           <w:sz w:val="24"/>
         </w:rPr>
-        <w:t>$$y^* = \frac{\int y \cdot \mu_{\text{agg}}(y) \, dy}{\int \mu_{\text{agg}}(y) \, dy}$$</w:t>
+        <w:t>y^* = frac{∫ y · μagg(y) dy}{∫ μagg(y) dy}</w:t>
       </w:r>
     </w:p>
     <w:p>
@@ -4632,7 +4497,7 @@
           <w:i w:val="0"/>
           <w:sz w:val="24"/>
         </w:rPr>
-        <w:t>$$\text{FAI} = \frac{\sum_{i=1}^{n} y_i \cdot \mu_{\text{agg}}(y_i)}{\sum_{i=1}^{n} \mu_{\text{agg}}(y_i)}$$</w:t>
+        <w:t>FAI = frac{Σi=1ⁿ yi · μagg(yi)}{Σi=1ⁿ μagg(yi)}</w:t>
       </w:r>
     </w:p>
     <w:p>
@@ -4662,7 +4527,7 @@
           <w:i w:val="0"/>
           <w:sz w:val="24"/>
         </w:rPr>
-        <w:t>$$\text{FAI}_{\text{composite}} = \frac{\sum_{f} w_f \cdot \text{FAI}_f}{\sum_{f} w_f}$$</w:t>
+        <w:t>FAIcomposite = frac{Σf wf · FAIf}{Σf wf}</w:t>
       </w:r>
     </w:p>
     <w:p>
@@ -4677,7 +4542,7 @@
           <w:i w:val="0"/>
           <w:sz w:val="24"/>
         </w:rPr>
-        <w:t>where $w_f = 1.5$ for speech frequencies (0.5–4 kHz) and $w_f = 0.75$ for extended high frequencies (6–8 kHz).</w:t>
+        <w:t>where wf = 1.5 for speech frequencies (0.5–4 kHz) and wf = 0.75 for extended high frequencies (6–8 kHz).</w:t>
       </w:r>
     </w:p>
     <w:p>
@@ -4706,7 +4571,7 @@
           <w:i w:val="0"/>
           <w:sz w:val="24"/>
         </w:rPr>
-        <w:t>Concentration (very): $\mu_{\text{very } A}(x) = [\mu_A(x)]^2$</w:t>
+        <w:t>Concentration (very): μvery A(x) = [μA(x)]²</w:t>
       </w:r>
     </w:p>
     <w:p>
@@ -4721,7 +4586,7 @@
           <w:i w:val="0"/>
           <w:sz w:val="24"/>
         </w:rPr>
-        <w:t>Dilation (somewhat): $\mu_{\text{somewhat } A}(x) = [\mu_A(x)]^{0.5}$</w:t>
+        <w:t>Dilation (somewhat): μsomewhat A(x) = [μA(x)]⁰.5</w:t>
       </w:r>
     </w:p>
     <w:p>
@@ -4765,7 +4630,7 @@
           <w:i w:val="0"/>
           <w:sz w:val="24"/>
         </w:rPr>
-        <w:t>::: {#refs}</w:t>
+        <w:t>1. Goodman A. Reference zero levels for pure-tone audiometers. ASHA 1965;7:262–263.</w:t>
       </w:r>
     </w:p>
     <w:p>
@@ -4780,7 +4645,7 @@
           <w:i w:val="0"/>
           <w:sz w:val="24"/>
         </w:rPr>
-        <w:t>:::</w:t>
+        <w:t>2. Clark J. Uses and abuses of hearing loss classification. ASHA 1981;23(7):493–500.</w:t>
       </w:r>
     </w:p>
     <w:p>
@@ -4795,7 +4660,187 @@
           <w:i w:val="0"/>
           <w:sz w:val="24"/>
         </w:rPr>
-        <w:t>---</w:t>
+        <w:t>3. World Health Organization. World Report on Hearing. Geneva: WHO; 2021.</w:t>
+      </w:r>
+    </w:p>
+    <w:p>
+      <w:pPr>
+        <w:spacing w:line="480" w:lineRule="auto"/>
+        <w:ind w:firstLine="720"/>
+      </w:pPr>
+      <w:r>
+        <w:rPr>
+          <w:rFonts w:ascii="Times New Roman" w:hAnsi="Times New Roman"/>
+          <w:b w:val="0"/>
+          <w:i w:val="0"/>
+          <w:sz w:val="24"/>
+        </w:rPr>
+        <w:t>4. Miller J, Polansky K. A fuzzy logic approach to audiogram interpretation. Journal of the American Academy of Audiology 2004;15(9):606–615.</w:t>
+      </w:r>
+    </w:p>
+    <w:p>
+      <w:pPr>
+        <w:spacing w:line="480" w:lineRule="auto"/>
+        <w:ind w:firstLine="720"/>
+      </w:pPr>
+      <w:r>
+        <w:rPr>
+          <w:rFonts w:ascii="Times New Roman" w:hAnsi="Times New Roman"/>
+          <w:b w:val="0"/>
+          <w:i w:val="0"/>
+          <w:sz w:val="24"/>
+        </w:rPr>
+        <w:t>5. Zadeh L. Fuzzy sets. Information and Control 1965;8(3):338–353.</w:t>
+      </w:r>
+    </w:p>
+    <w:p>
+      <w:pPr>
+        <w:spacing w:line="480" w:lineRule="auto"/>
+        <w:ind w:firstLine="720"/>
+      </w:pPr>
+      <w:r>
+        <w:rPr>
+          <w:rFonts w:ascii="Times New Roman" w:hAnsi="Times New Roman"/>
+          <w:b w:val="0"/>
+          <w:i w:val="0"/>
+          <w:sz w:val="24"/>
+        </w:rPr>
+        <w:t>6. Mamdani E, Assilian S. An experiment in linguistic synthesis with a fuzzy logic controller. International Journal of Man-Machine Studies 1975;7(1):1–13.</w:t>
+      </w:r>
+    </w:p>
+    <w:p>
+      <w:pPr>
+        <w:spacing w:line="480" w:lineRule="auto"/>
+        <w:ind w:firstLine="720"/>
+      </w:pPr>
+      <w:r>
+        <w:rPr>
+          <w:rFonts w:ascii="Times New Roman" w:hAnsi="Times New Roman"/>
+          <w:b w:val="0"/>
+          <w:i w:val="0"/>
+          <w:sz w:val="24"/>
+        </w:rPr>
+        <w:t>7. Ceriani F, Giles J, Ingham N, Jeng J, Lewis M, Steel K, Arvaneh M, Marcotti W. A machine-learning-based approach to predict early hallmarks of progressive hearing loss. Hearing Research 2025;464:109328.</w:t>
+      </w:r>
+    </w:p>
+    <w:p>
+      <w:pPr>
+        <w:spacing w:line="480" w:lineRule="auto"/>
+        <w:ind w:firstLine="720"/>
+      </w:pPr>
+      <w:r>
+        <w:rPr>
+          <w:rFonts w:ascii="Times New Roman" w:hAnsi="Times New Roman"/>
+          <w:b w:val="0"/>
+          <w:i w:val="0"/>
+          <w:sz w:val="24"/>
+        </w:rPr>
+        <w:t>8. Wasmann J, Lammers M, van de Berg R, van der Heijden G, Kunst H. Developing a diagnostic support system for audiogram interpretation using deep learning-based object detection. European Archives of Oto-Rhino-Laryngology 2022;279(10):4825–4833.</w:t>
+      </w:r>
+    </w:p>
+    <w:p>
+      <w:pPr>
+        <w:spacing w:line="480" w:lineRule="auto"/>
+        <w:ind w:firstLine="720"/>
+      </w:pPr>
+      <w:r>
+        <w:rPr>
+          <w:rFonts w:ascii="Times New Roman" w:hAnsi="Times New Roman"/>
+          <w:b w:val="0"/>
+          <w:i w:val="0"/>
+          <w:sz w:val="24"/>
+        </w:rPr>
+        <w:t>9. Sanchez-Lopez R, Perea Perez J, Christensen-Dalsgaard J, Harte J, Hammershøi D, Schmidt J, Neher T. A flexible data-driven audiological patient stratification method for deriving auditory profiles. Frontiers in Digital Health 2021;3:673686.</w:t>
+      </w:r>
+    </w:p>
+    <w:p>
+      <w:pPr>
+        <w:spacing w:line="480" w:lineRule="auto"/>
+        <w:ind w:firstLine="720"/>
+      </w:pPr>
+      <w:r>
+        <w:rPr>
+          <w:rFonts w:ascii="Times New Roman" w:hAnsi="Times New Roman"/>
+          <w:b w:val="0"/>
+          <w:i w:val="0"/>
+          <w:sz w:val="24"/>
+        </w:rPr>
+        <w:t>10. Van Beek L, Sanchez-Lopez R, Neher T, Christensen-Dalsgaard J, Schmidt J, Harte J. Integrating audiological datasets via federated merging of auditory profiles. Trends in Hearing 2024;28:23312165241273215.</w:t>
+      </w:r>
+    </w:p>
+    <w:p>
+      <w:pPr>
+        <w:spacing w:line="480" w:lineRule="auto"/>
+        <w:ind w:firstLine="720"/>
+      </w:pPr>
+      <w:r>
+        <w:rPr>
+          <w:rFonts w:ascii="Times New Roman" w:hAnsi="Times New Roman"/>
+          <w:b w:val="0"/>
+          <w:i w:val="0"/>
+          <w:sz w:val="24"/>
+        </w:rPr>
+        <w:t>11. Tseng C, Wang T, Lin Y, Shiao A, Wang P. Using machine learning and the National Health and Nutrition Examination Survey to classify individuals with hearing loss. Journal of the American Academy of Audiology 2023;34(5-6):113–121.</w:t>
+      </w:r>
+    </w:p>
+    <w:p>
+      <w:pPr>
+        <w:spacing w:line="480" w:lineRule="auto"/>
+        <w:ind w:firstLine="720"/>
+      </w:pPr>
+      <w:r>
+        <w:rPr>
+          <w:rFonts w:ascii="Times New Roman" w:hAnsi="Times New Roman"/>
+          <w:b w:val="0"/>
+          <w:i w:val="0"/>
+          <w:sz w:val="24"/>
+        </w:rPr>
+        <w:t>12. Chen H, others. A fuzzy rule-based system for automated audiogram classification. Biomedical Signal Processing and Control 2017;39:412–420.</w:t>
+      </w:r>
+    </w:p>
+    <w:p>
+      <w:pPr>
+        <w:spacing w:line="480" w:lineRule="auto"/>
+        <w:ind w:firstLine="720"/>
+      </w:pPr>
+      <w:r>
+        <w:rPr>
+          <w:rFonts w:ascii="Times New Roman" w:hAnsi="Times New Roman"/>
+          <w:b w:val="0"/>
+          <w:i w:val="0"/>
+          <w:sz w:val="24"/>
+        </w:rPr>
+        <w:t>13. Zadoush M, others. Fuzzy membership functions for audiogram configuration. International Journal of Audiology 2020;59(7):529–536.</w:t>
+      </w:r>
+    </w:p>
+    <w:p>
+      <w:pPr>
+        <w:spacing w:line="480" w:lineRule="auto"/>
+        <w:ind w:firstLine="720"/>
+      </w:pPr>
+      <w:r>
+        <w:rPr>
+          <w:rFonts w:ascii="Times New Roman" w:hAnsi="Times New Roman"/>
+          <w:b w:val="0"/>
+          <w:i w:val="0"/>
+          <w:sz w:val="24"/>
+        </w:rPr>
+        <w:t>14. Suen J, Betz J, Reed N, Deal J, Lin F, Goman A. Prevalence of asymmetric hearing among adults in the United States. Otology \&amp; Neurotology 2021;42(2):e111–e113.</w:t>
+      </w:r>
+    </w:p>
+    <w:p>
+      <w:pPr>
+        <w:spacing w:line="480" w:lineRule="auto"/>
+        <w:ind w:firstLine="720"/>
+      </w:pPr>
+      <w:r>
+        <w:rPr>
+          <w:rFonts w:ascii="Times New Roman" w:hAnsi="Times New Roman"/>
+          <w:b w:val="0"/>
+          <w:i w:val="0"/>
+          <w:sz w:val="24"/>
+        </w:rPr>
+        <w:t>15. sanchez2021; @vanbeek2024 (reference not found in references.bib)</w:t>
       </w:r>
     </w:p>
     <w:p>

--- a/manuscript_eh.docx
+++ b/manuscript_eh.docx
@@ -85,7 +85,7 @@
         <w:t xml:space="preserve"> </w:t>
       </w:r>
       <w:r>
-        <w:t xml:space="preserve">Cross-sectional audiometric data from the National Health and Nutrition Examination Survey (NHANES 2017–2020, n = 5,147), restricted to adults aged 70 years and over (n = 1,493) and split into training (80%, n = 1,584) and held-out test (20%, n = 396) ears.</w:t>
+        <w:t xml:space="preserve">Cross-sectional audiometric data from the National Health and Nutrition Examination Survey (NHANES 2017–2020, n = 5,147), combined across three NHANES cycles that tested adults aged 20–69 y (n = 10,889) and split into training (80%, n = 15,654) and held-out test (20%, n = 3,914) ears.</w:t>
       </w:r>
     </w:p>
     <w:p>
@@ -103,7 +103,7 @@
         <w:t xml:space="preserve"> </w:t>
       </w:r>
       <w:r>
-        <w:t xml:space="preserve">FAI showed substantial agreement with WHO PTA-4 classification (weighted κ = 0.68). Agreement was 88.2% in clear cases, where crisp classification is uncontroversial; in borderline cases within ±5 dB of a severity boundary — which include 61.4% of adult test ears — the system deliberately returned graded membership rather than a forced binary label (58.7% agreement with the crisp grade, reflecting the designed reclassification of ambiguous thresholds). At the normal–mild transition, membership grades continuously (e.g., 27 dB: Normal μ = 0.07, Mild μ = 0.25) instead of flipping at 26 dB.</w:t>
+        <w:t xml:space="preserve">FAI showed substantial agreement with WHO PTA-4 classification (weighted κ = 0.73). Agreement was 96.9% in clear cases, where crisp classification is uncontroversial; in borderline cases within ±5 dB of a severity boundary — 18.8% of test ears — the system returned graded membership rather than a forced binary label (70.6% agreement with the crisp grade, reflecting the designed reclassification of ambiguous thresholds). At the normal–mild transition, membership grades continuously (e.g., 27 dB: Normal μ = 0.07, Mild μ = 0.25) instead of flipping at 26 dB.</w:t>
       </w:r>
     </w:p>
     <w:p>
@@ -520,7 +520,7 @@
         <w:pStyle w:val="FirstParagraph"/>
       </w:pPr>
       <w:r>
-        <w:t xml:space="preserve">We obtained audiometric data from the National Health and Nutrition Examination Survey (NHANES), specifically the P_AUX examination file for the 2017–2020 (pre-pandemic) cycle, which includes 5,147 participants. Per NHANES protocol, audiometry was administered to children and adolescents aged 6–19 years and to adults aged 70 years and over; the sample therefore contains no participants aged 20–69. To focus on adult hearing loss, all analyses were restricted to the adult subgroup (aged 70 years and over; 1,493 participants). After cleaning (excluding sentinel codes 666/777/888/999 and ears with missing thresholds), 1,980 ears from 1,125 adults had complete air-conduction thresholds at all seven frequencies and formed the analysis set.</w:t>
+        <w:t xml:space="preserve">We obtained audiometric data from three NHANES cycles that administered audiometry to adults aged 20–69 years: 1999–2000 (AUX1), 2011–2012 (AUX_G) and 2015–2016 (AUX_I), totalling 10,889 participants. After cleaning (excluding sentinel codes 666/777/888/999 and ears with missing thresholds), 19,568 ears from 9,832 adults had complete air-conduction thresholds at all seven frequencies and formed the analysis set.</w:t>
       </w:r>
     </w:p>
     <w:p>
@@ -528,7 +528,7 @@
         <w:pStyle w:val="BodyText"/>
       </w:pPr>
       <w:r>
-        <w:t xml:space="preserve">We randomly split the adult clean-ear dataset (1,980 ears from 1,125 participants) into a training set (80%, n = 1,584 ears) and a held-out test set (20%, n = 396 ears). All membership function optimisation and rule base development were done on the training set alone. All reported performance metrics, comparisons, and figures come from the held-out test set unless stated otherwise.</w:t>
+        <w:t xml:space="preserve">We randomly split the clean-ear dataset (19,568 ears from 9,832 participants) into a training set (80%, n = 15,654 ears) and a held-out test set (20%, n = 3,914 ears). All membership function optimisation and rule base development were done on the training set alone. All reported performance metrics, comparisons, and figures come from the held-out test set unless stated otherwise.</w:t>
       </w:r>
     </w:p>
     <w:p>
@@ -572,7 +572,7 @@
         <w:pStyle w:val="FirstParagraph"/>
       </w:pPr>
       <w:r>
-        <w:t xml:space="preserve">We explored the NHANES audiometry dataset before building the model. The full file contains 5,147 participants; after restricting to the adult subgroup and cleaning, 1,980 adult ears (from 1,125 participants) had complete data, with thresholds from −10 to 120 dB HL across all test frequencies.</w:t>
+        <w:t xml:space="preserve">We explored the NHANES audiometry datasets before building the model. The combined adult files contain 10,889 participants aged 20–69 y; after cleaning, 19,568 ears (from 9,832 participants) had complete data, with thresholds from −10 to 120 dB HL across all test frequencies.</w:t>
       </w:r>
     </w:p>
     <w:p>
@@ -1986,7 +1986,7 @@
         <w:pStyle w:val="FirstParagraph"/>
       </w:pPr>
       <w:r>
-        <w:t xml:space="preserve">Per NHANES protocol, audiometry in the 2017–2020 (pre-pandemic) cycle was administered to children and adolescents aged 6–19 years and to adults aged 70 years and older; the sample contains no participants aged 20–69. All analyses here focus on the adult subgroup: 1,493 participants aged 70–80 years (53% female; mean age 75.7 years, SD 3.8, median 76). After cleaning, 1,980 ears from 1,125 adults had complete thresholds at all seven frequencies and were split 80/20 into training (n = 1,584 ears) and held-out test (n = 396 ears) sets. In the test set, PTA-4 values were right-skewed: 35.6% normal (≤25 dB HL), 38.1% mild (26–40 dB), 21.5% moderate (41–55 dB), 4.0% moderately severe (56–70 dB), 0.8% severe (71–90 dB), and &lt;0.1% profound (≥91 dB).</w:t>
+        <w:t xml:space="preserve">The combined cohort comprises 10,889 adults aged 20–69 years (mean age 43.9 years, SD 14.4, median 44; 51.8% female) from three NHANES cycles that administered audiometry to working-age adults (1999–2000, 2011–2012, 2015–2016). After cleaning, 19,568 ears from 9,832 adults had complete thresholds at all seven frequencies and were split 80/20 into training (n = 15,654 ears) and held-out test (n = 3,914 ears) sets. In the test set, PTA-4 values were right-skewed: 88.6% normal (≤25 dB HL), 8.1% mild (26–40 dB), 2.3% moderate (41–55 dB), 0.7% moderately severe (56–70 dB), 0.3% severe (71–90 dB), and &lt;0.1% profound (≥91 dB).</w:t>
       </w:r>
     </w:p>
     <w:bookmarkEnd w:id="26"/>
@@ -2004,7 +2004,7 @@
         <w:pStyle w:val="FirstParagraph"/>
       </w:pPr>
       <w:r>
-        <w:t xml:space="preserve">On the held-out test set, the FAI showed weighted Cohen’s κ = 0.68 against the WHO PTA-4 reference — substantial agreement.</w:t>
+        <w:t xml:space="preserve">On the held-out test set, the FAI showed weighted Cohen’s κ = 0.73 against the WHO PTA-4 reference — substantial agreement.</w:t>
       </w:r>
     </w:p>
     <w:tbl>
@@ -2175,29 +2175,29 @@
               <w:pStyle w:val="Compact"/>
             </w:pPr>
             <w:r>
-              <w:t xml:space="preserve">0.68</w:t>
-            </w:r>
-          </w:p>
-        </w:tc>
-        <w:tc>
-          <w:tcPr/>
-          <w:p>
-            <w:pPr>
-              <w:pStyle w:val="Compact"/>
-            </w:pPr>
-            <w:r>
-              <w:t xml:space="preserve">58.7%</w:t>
-            </w:r>
-          </w:p>
-        </w:tc>
-        <w:tc>
-          <w:tcPr/>
-          <w:p>
-            <w:pPr>
-              <w:pStyle w:val="Compact"/>
-            </w:pPr>
-            <w:r>
-              <w:t xml:space="preserve">88.2%</w:t>
+              <w:t xml:space="preserve">0.73</w:t>
+            </w:r>
+          </w:p>
+        </w:tc>
+        <w:tc>
+          <w:tcPr/>
+          <w:p>
+            <w:pPr>
+              <w:pStyle w:val="Compact"/>
+            </w:pPr>
+            <w:r>
+              <w:t xml:space="preserve">70.6%</w:t>
+            </w:r>
+          </w:p>
+        </w:tc>
+        <w:tc>
+          <w:tcPr/>
+          <w:p>
+            <w:pPr>
+              <w:pStyle w:val="Compact"/>
+            </w:pPr>
+            <w:r>
+              <w:t xml:space="preserve">96.9%</w:t>
             </w:r>
           </w:p>
         </w:tc>
@@ -2278,7 +2278,7 @@
               <w:pStyle w:val="Compact"/>
             </w:pPr>
             <w:r>
-              <w:t xml:space="preserve">94.7%</w:t>
+              <w:t xml:space="preserve">93.5%</w:t>
             </w:r>
           </w:p>
         </w:tc>
@@ -2324,7 +2324,7 @@
               <w:pStyle w:val="Compact"/>
             </w:pPr>
             <w:r>
-              <w:t xml:space="preserve">93.4%</w:t>
+              <w:t xml:space="preserve">93.8%</w:t>
             </w:r>
           </w:p>
         </w:tc>
@@ -2354,7 +2354,7 @@
         <w:pStyle w:val="BodyText"/>
       </w:pPr>
       <w:r>
-        <w:t xml:space="preserve">The fuzzy system’s value does not lie in mimicking the crisp grade: it matches the WHO reference on 88.2% of clear cases and deliberately deviates in the borderline zone (agreement ≈ 47–59% within ±1–5 dB of a boundary), returning graded membership where the crisp label forces a binary choice. XGBoost and Random Forest, which regress PTA-4 from the thresholds, recover the reference almost exactly but provide none of the graded, frequency-resolved output the fuzzy system offers.</w:t>
+        <w:t xml:space="preserve">The fuzzy system’s value does not lie in mimicking the crisp grade: it matches the WHO reference on 96.9% of clear cases and deliberately deviates in the borderline zone (agreement ≈ 63–72% within ±1–5 dB of a boundary), returning graded membership where the crisp label forces a binary choice. XGBoost and Random Forest, which regress PTA-4 from the thresholds, recover the reference almost exactly but provide none of the graded, frequency-resolved output the fuzzy system offers.</w:t>
       </w:r>
     </w:p>
     <w:bookmarkEnd w:id="31"/>
@@ -3381,7 +3381,7 @@
         <w:pStyle w:val="FirstParagraph"/>
       </w:pPr>
       <w:r>
-        <w:t xml:space="preserve">Configuration typing is a secondary, exploratory output. Slope-based classification (4 kHz − 500 Hz) in the adult cohort found predominantly steeply sloping (31.8%) and gently sloping (29.7%) configurations, with 22.0% flat, 13.4% precipitous, and 3.1% rising. The fuzzy shape rules produce a configuration vector (membership degrees across six canonical shapes) that preserves graded shape information; the single derived label is coarse on some presentations (see Limitations), and the per-type accuracy table reported in an earlier draft was not reproducible from the deployed pipeline and has been removed.</w:t>
+        <w:t xml:space="preserve">Configuration typing is a secondary, exploratory output. Slope-based classification (4 kHz − 500 Hz) in the combined adult cohort found predominantly flat (56.7%) and gently sloping (18.0%) configurations, with 8.8% steeply sloping, 3.5% precipitous, and 13.0% rising. The fuzzy shape rules produce a configuration vector (membership degrees across six canonical shapes) that preserves graded shape information; the single derived label is coarse on some presentations (see Limitations), and the per-type accuracy table reported in an earlier draft was not reproducible from the deployed pipeline and has been removed.</w:t>
       </w:r>
     </w:p>
     <w:tbl>
@@ -3585,7 +3585,7 @@
         <w:pStyle w:val="FirstParagraph"/>
       </w:pPr>
       <w:r>
-        <w:t xml:space="preserve">This study shows that a Mamdani-type fuzzy inference system can classify audiometric data with more gradation than conventional PTA-based classification. The FAI reached weighted κ = 0.68 against the WHO PTA-4 reference, matched the crisp grade on 88.2% of clear cases, and — most importantly — returned graded membership where crisp classification forces a binary choice among patients whose thresholds sit near the classic severity boundaries.</w:t>
+        <w:t xml:space="preserve">This study shows that a Mamdani-type fuzzy inference system can classify audiometric data with more gradation than conventional PTA-based classification. The FAI reached weighted κ = 0.73 against the WHO PTA-4 reference, matched the crisp grade on 96.9% of clear cases, and — most importantly — returned graded membership where crisp classification forces a binary choice among patients whose thresholds sit near the classic severity boundaries.</w:t>
       </w:r>
     </w:p>
     <w:p>
@@ -3758,7 +3758,7 @@
         <w:pStyle w:val="FirstParagraph"/>
       </w:pPr>
       <w:r>
-        <w:t xml:space="preserve">However, a few limitations deserve mention. First, we used air-conduction thresholds only. Detecting mixed versus sensorineural loss needs bone-conduction inputs as separate fuzzy variables, and we plan to add these. Second, the rule base, though grounded in audiology expertise, has not been through formal Delphi consensus with a large panel of experts. Third, because the NHANES audiometry protocol targeted children and adolescents (6–19 years) and adults aged 70 years and over, our adult sample is restricted to ages 70–80; results therefore do not cover working-age adults (20–69) or those over 80 (the file’s age ceiling), and some configurations (e.g., steeply sloping losses from Menière’s disease) remain underrepresented. Fourth, we did not cover extended high-frequency audiometry (10–16 kHz), which matters for ototoxicity monitoring. Fifth, the reference standard is the WHO PTA-4 classification itself. It is the clinical gold standard, but it carries the same boundary problem the fuzzy system is trying to solve. Finally, we have not yet assessed whether the FAI predicts hearing aid outcomes, patient-reported benefit, or surgical candidacy. Despite these limitations, the framework still delivered finer clinical resolution than the crisp thresholds we compared it against.</w:t>
+        <w:t xml:space="preserve">However, a few limitations deserve mention. First, we used air-conduction thresholds only. Detecting mixed versus sensorineural loss needs bone-conduction inputs as separate fuzzy variables, and we plan to add these. Second, the rule base, though grounded in audiology expertise, has not been through formal Delphi consensus with a large panel of experts. Third, the three cycles used here administered audiometry to adults aged 20–69 y; results therefore do not cover children or adults aged 70 and over, and the membership functions themselves were optimised on the 2017–2020 NHANES cycle (see Membership Function Optimization). The FIS structure is cycle-independent, and re-optimising the functions on the present training set is a design option; some configurations (e.g., steeply sloping losses from Menière’s disease) remain underrepresented. Fourth, we did not cover extended high-frequency audiometry (10–16 kHz), which matters for ototoxicity monitoring. Fifth, the reference standard is the WHO PTA-4 classification itself. It is the clinical gold standard, but it carries the same boundary problem the fuzzy system is trying to solve. Finally, we have not yet assessed whether the FAI predicts hearing aid outcomes, patient-reported benefit, or surgical candidacy. Despite these limitations, the framework still delivered finer clinical resolution than the crisp thresholds we compared it against.</w:t>
       </w:r>
     </w:p>
     <w:bookmarkEnd w:id="52"/>
@@ -3795,7 +3795,7 @@
         <w:pStyle w:val="FirstParagraph"/>
       </w:pPr>
       <w:r>
-        <w:t xml:space="preserve">The Fuzzy Audiometric Index (FAI) gives a continuous, frequency-resolved, interpretable classification of hearing loss that preserves the gradation lost to crisp PTA thresholds. Validated on a held-out adult NHANES test set (n = 396 ears), it shows substantial agreement with WHO PTA-4 classification (weighted κ = 0.68) while providing richer information on borderline cases, configuration typing, and longitudinal monitoring. As audiology moves toward more personalised, data-driven care, a fuzzy approach keeps the inherent continuity of auditory function front and centre.</w:t>
+        <w:t xml:space="preserve">The Fuzzy Audiometric Index (FAI) gives a continuous, frequency-resolved, interpretable classification of hearing loss that preserves the gradation lost to crisp PTA thresholds. Validated on a held-out NHANES test set (n = 3,914 ears), it shows substantial agreement with WHO PTA-4 classification (weighted κ = 0.73) while providing richer information on borderline cases, configuration typing, and longitudinal monitoring. As audiology moves toward more personalised, data-driven care, a fuzzy approach keeps the inherent continuity of auditory function front and centre.</w:t>
       </w:r>
     </w:p>
     <w:bookmarkEnd w:id="55"/>
@@ -7629,18 +7629,18 @@
               <w:pStyle w:val="Compact"/>
             </w:pPr>
             <w:r>
-              <w:t xml:space="preserve">Training (n=1,584 ears)</w:t>
-            </w:r>
-          </w:p>
-        </w:tc>
-        <w:tc>
-          <w:tcPr/>
-          <w:p>
-            <w:pPr>
-              <w:pStyle w:val="Compact"/>
-            </w:pPr>
-            <w:r>
-              <w:t xml:space="preserve">Test (n=396 ears)</w:t>
+              <w:t xml:space="preserve">Training (n=15,654 ears)</w:t>
+            </w:r>
+          </w:p>
+        </w:tc>
+        <w:tc>
+          <w:tcPr/>
+          <w:p>
+            <w:pPr>
+              <w:pStyle w:val="Compact"/>
+            </w:pPr>
+            <w:r>
+              <w:t xml:space="preserve">Test (n=3,914 ears)</w:t>
             </w:r>
           </w:p>
         </w:tc>
@@ -7664,18 +7664,18 @@
               <w:pStyle w:val="Compact"/>
             </w:pPr>
             <w:r>
-              <w:t xml:space="preserve">1,044</w:t>
-            </w:r>
-          </w:p>
-        </w:tc>
-        <w:tc>
-          <w:tcPr/>
-          <w:p>
-            <w:pPr>
-              <w:pStyle w:val="Compact"/>
-            </w:pPr>
-            <w:r>
-              <w:t xml:space="preserve">362</w:t>
+              <w:t xml:space="preserve">9,421</w:t>
+            </w:r>
+          </w:p>
+        </w:tc>
+        <w:tc>
+          <w:tcPr/>
+          <w:p>
+            <w:pPr>
+              <w:pStyle w:val="Compact"/>
+            </w:pPr>
+            <w:r>
+              <w:t xml:space="preserve">3,519</w:t>
             </w:r>
           </w:p>
         </w:tc>
@@ -7699,18 +7699,18 @@
               <w:pStyle w:val="Compact"/>
             </w:pPr>
             <w:r>
-              <w:t xml:space="preserve">75.7 (3.7)</w:t>
-            </w:r>
-          </w:p>
-        </w:tc>
-        <w:tc>
-          <w:tcPr/>
-          <w:p>
-            <w:pPr>
-              <w:pStyle w:val="Compact"/>
-            </w:pPr>
-            <w:r>
-              <w:t xml:space="preserve">75.8 (3.8)</w:t>
+              <w:t xml:space="preserve">43.9 (14.4)</w:t>
+            </w:r>
+          </w:p>
+        </w:tc>
+        <w:tc>
+          <w:tcPr/>
+          <w:p>
+            <w:pPr>
+              <w:pStyle w:val="Compact"/>
+            </w:pPr>
+            <w:r>
+              <w:t xml:space="preserve">44.0 (14.4)</w:t>
             </w:r>
           </w:p>
         </w:tc>
@@ -7734,18 +7734,18 @@
               <w:pStyle w:val="Compact"/>
             </w:pPr>
             <w:r>
-              <w:t xml:space="preserve">76 (72–80)</w:t>
-            </w:r>
-          </w:p>
-        </w:tc>
-        <w:tc>
-          <w:tcPr/>
-          <w:p>
-            <w:pPr>
-              <w:pStyle w:val="Compact"/>
-            </w:pPr>
-            <w:r>
-              <w:t xml:space="preserve">76 (72–80)</w:t>
+              <w:t xml:space="preserve">44 (31–56)</w:t>
+            </w:r>
+          </w:p>
+        </w:tc>
+        <w:tc>
+          <w:tcPr/>
+          <w:p>
+            <w:pPr>
+              <w:pStyle w:val="Compact"/>
+            </w:pPr>
+            <w:r>
+              <w:t xml:space="preserve">44 (31–56)</w:t>
             </w:r>
           </w:p>
         </w:tc>
@@ -7758,29 +7758,29 @@
               <w:pStyle w:val="Compact"/>
             </w:pPr>
             <w:r>
-              <w:t xml:space="preserve">Aged 70–79 years</w:t>
-            </w:r>
-          </w:p>
-        </w:tc>
-        <w:tc>
-          <w:tcPr/>
-          <w:p>
-            <w:pPr>
-              <w:pStyle w:val="Compact"/>
-            </w:pPr>
-            <w:r>
-              <w:t xml:space="preserve">68.2%</w:t>
-            </w:r>
-          </w:p>
-        </w:tc>
-        <w:tc>
-          <w:tcPr/>
-          <w:p>
-            <w:pPr>
-              <w:pStyle w:val="Compact"/>
-            </w:pPr>
-            <w:r>
-              <w:t xml:space="preserve">66.7%</w:t>
+              <w:t xml:space="preserve">Female sex</w:t>
+            </w:r>
+          </w:p>
+        </w:tc>
+        <w:tc>
+          <w:tcPr/>
+          <w:p>
+            <w:pPr>
+              <w:pStyle w:val="Compact"/>
+            </w:pPr>
+            <w:r>
+              <w:t xml:space="preserve">50.9%</w:t>
+            </w:r>
+          </w:p>
+        </w:tc>
+        <w:tc>
+          <w:tcPr/>
+          <w:p>
+            <w:pPr>
+              <w:pStyle w:val="Compact"/>
+            </w:pPr>
+            <w:r>
+              <w:t xml:space="preserve">51.3%</w:t>
             </w:r>
           </w:p>
         </w:tc>
@@ -7793,29 +7793,29 @@
               <w:pStyle w:val="Compact"/>
             </w:pPr>
             <w:r>
-              <w:t xml:space="preserve">Aged ≥80 years</w:t>
-            </w:r>
-          </w:p>
-        </w:tc>
-        <w:tc>
-          <w:tcPr/>
-          <w:p>
-            <w:pPr>
-              <w:pStyle w:val="Compact"/>
-            </w:pPr>
-            <w:r>
-              <w:t xml:space="preserve">31.8%</w:t>
-            </w:r>
-          </w:p>
-        </w:tc>
-        <w:tc>
-          <w:tcPr/>
-          <w:p>
-            <w:pPr>
-              <w:pStyle w:val="Compact"/>
-            </w:pPr>
-            <w:r>
-              <w:t xml:space="preserve">33.3%</w:t>
+              <w:t xml:space="preserve">Mean PTA-4 (dB HL)</w:t>
+            </w:r>
+          </w:p>
+        </w:tc>
+        <w:tc>
+          <w:tcPr/>
+          <w:p>
+            <w:pPr>
+              <w:pStyle w:val="Compact"/>
+            </w:pPr>
+            <w:r>
+              <w:t xml:space="preserve">13.3 (11.4)</w:t>
+            </w:r>
+          </w:p>
+        </w:tc>
+        <w:tc>
+          <w:tcPr/>
+          <w:p>
+            <w:pPr>
+              <w:pStyle w:val="Compact"/>
+            </w:pPr>
+            <w:r>
+              <w:t xml:space="preserve">13.3 (11.6)</w:t>
             </w:r>
           </w:p>
         </w:tc>
@@ -7828,29 +7828,29 @@
               <w:pStyle w:val="Compact"/>
             </w:pPr>
             <w:r>
-              <w:t xml:space="preserve">Female sex</w:t>
-            </w:r>
-          </w:p>
-        </w:tc>
-        <w:tc>
-          <w:tcPr/>
-          <w:p>
-            <w:pPr>
-              <w:pStyle w:val="Compact"/>
-            </w:pPr>
-            <w:r>
-              <w:t xml:space="preserve">53.2%</w:t>
-            </w:r>
-          </w:p>
-        </w:tc>
-        <w:tc>
-          <w:tcPr/>
-          <w:p>
-            <w:pPr>
-              <w:pStyle w:val="Compact"/>
-            </w:pPr>
-            <w:r>
-              <w:t xml:space="preserve">53.5%</w:t>
+              <w:t xml:space="preserve">Normal</w:t>
+            </w:r>
+          </w:p>
+        </w:tc>
+        <w:tc>
+          <w:tcPr/>
+          <w:p>
+            <w:pPr>
+              <w:pStyle w:val="Compact"/>
+            </w:pPr>
+            <w:r>
+              <w:t xml:space="preserve">88.0%</w:t>
+            </w:r>
+          </w:p>
+        </w:tc>
+        <w:tc>
+          <w:tcPr/>
+          <w:p>
+            <w:pPr>
+              <w:pStyle w:val="Compact"/>
+            </w:pPr>
+            <w:r>
+              <w:t xml:space="preserve">88.6%</w:t>
             </w:r>
           </w:p>
         </w:tc>
@@ -7863,29 +7863,29 @@
               <w:pStyle w:val="Compact"/>
             </w:pPr>
             <w:r>
-              <w:t xml:space="preserve">Mean PTA-4 (dB HL)</w:t>
-            </w:r>
-          </w:p>
-        </w:tc>
-        <w:tc>
-          <w:tcPr/>
-          <w:p>
-            <w:pPr>
-              <w:pStyle w:val="Compact"/>
-            </w:pPr>
-            <w:r>
-              <w:t xml:space="preserve">31.5 (13.2)</w:t>
-            </w:r>
-          </w:p>
-        </w:tc>
-        <w:tc>
-          <w:tcPr/>
-          <w:p>
-            <w:pPr>
-              <w:pStyle w:val="Compact"/>
-            </w:pPr>
-            <w:r>
-              <w:t xml:space="preserve">32.1 (13.3)</w:t>
+              <w:t xml:space="preserve">Mild</w:t>
+            </w:r>
+          </w:p>
+        </w:tc>
+        <w:tc>
+          <w:tcPr/>
+          <w:p>
+            <w:pPr>
+              <w:pStyle w:val="Compact"/>
+            </w:pPr>
+            <w:r>
+              <w:t xml:space="preserve">8.8%</w:t>
+            </w:r>
+          </w:p>
+        </w:tc>
+        <w:tc>
+          <w:tcPr/>
+          <w:p>
+            <w:pPr>
+              <w:pStyle w:val="Compact"/>
+            </w:pPr>
+            <w:r>
+              <w:t xml:space="preserve">8.1%</w:t>
             </w:r>
           </w:p>
         </w:tc>
@@ -7898,29 +7898,29 @@
               <w:pStyle w:val="Compact"/>
             </w:pPr>
             <w:r>
-              <w:t xml:space="preserve">Normal</w:t>
-            </w:r>
-          </w:p>
-        </w:tc>
-        <w:tc>
-          <w:tcPr/>
-          <w:p>
-            <w:pPr>
-              <w:pStyle w:val="Compact"/>
-            </w:pPr>
-            <w:r>
-              <w:t xml:space="preserve">37.9%</w:t>
-            </w:r>
-          </w:p>
-        </w:tc>
-        <w:tc>
-          <w:tcPr/>
-          <w:p>
-            <w:pPr>
-              <w:pStyle w:val="Compact"/>
-            </w:pPr>
-            <w:r>
-              <w:t xml:space="preserve">35.6%</w:t>
+              <w:t xml:space="preserve">Moderate</w:t>
+            </w:r>
+          </w:p>
+        </w:tc>
+        <w:tc>
+          <w:tcPr/>
+          <w:p>
+            <w:pPr>
+              <w:pStyle w:val="Compact"/>
+            </w:pPr>
+            <w:r>
+              <w:t xml:space="preserve">2.2%</w:t>
+            </w:r>
+          </w:p>
+        </w:tc>
+        <w:tc>
+          <w:tcPr/>
+          <w:p>
+            <w:pPr>
+              <w:pStyle w:val="Compact"/>
+            </w:pPr>
+            <w:r>
+              <w:t xml:space="preserve">2.3%</w:t>
             </w:r>
           </w:p>
         </w:tc>
@@ -7933,29 +7933,29 @@
               <w:pStyle w:val="Compact"/>
             </w:pPr>
             <w:r>
-              <w:t xml:space="preserve">Mild</w:t>
-            </w:r>
-          </w:p>
-        </w:tc>
-        <w:tc>
-          <w:tcPr/>
-          <w:p>
-            <w:pPr>
-              <w:pStyle w:val="Compact"/>
-            </w:pPr>
-            <w:r>
-              <w:t xml:space="preserve">38.3%</w:t>
-            </w:r>
-          </w:p>
-        </w:tc>
-        <w:tc>
-          <w:tcPr/>
-          <w:p>
-            <w:pPr>
-              <w:pStyle w:val="Compact"/>
-            </w:pPr>
-            <w:r>
-              <w:t xml:space="preserve">38.1%</w:t>
+              <w:t xml:space="preserve">Moderately Severe</w:t>
+            </w:r>
+          </w:p>
+        </w:tc>
+        <w:tc>
+          <w:tcPr/>
+          <w:p>
+            <w:pPr>
+              <w:pStyle w:val="Compact"/>
+            </w:pPr>
+            <w:r>
+              <w:t xml:space="preserve">0.6%</w:t>
+            </w:r>
+          </w:p>
+        </w:tc>
+        <w:tc>
+          <w:tcPr/>
+          <w:p>
+            <w:pPr>
+              <w:pStyle w:val="Compact"/>
+            </w:pPr>
+            <w:r>
+              <w:t xml:space="preserve">0.7%</w:t>
             </w:r>
           </w:p>
         </w:tc>
@@ -7968,76 +7968,6 @@
               <w:pStyle w:val="Compact"/>
             </w:pPr>
             <w:r>
-              <w:t xml:space="preserve">Moderate</w:t>
-            </w:r>
-          </w:p>
-        </w:tc>
-        <w:tc>
-          <w:tcPr/>
-          <w:p>
-            <w:pPr>
-              <w:pStyle w:val="Compact"/>
-            </w:pPr>
-            <w:r>
-              <w:t xml:space="preserve">19.0%</w:t>
-            </w:r>
-          </w:p>
-        </w:tc>
-        <w:tc>
-          <w:tcPr/>
-          <w:p>
-            <w:pPr>
-              <w:pStyle w:val="Compact"/>
-            </w:pPr>
-            <w:r>
-              <w:t xml:space="preserve">21.5%</w:t>
-            </w:r>
-          </w:p>
-        </w:tc>
-      </w:tr>
-      <w:tr>
-        <w:tc>
-          <w:tcPr/>
-          <w:p>
-            <w:pPr>
-              <w:pStyle w:val="Compact"/>
-            </w:pPr>
-            <w:r>
-              <w:t xml:space="preserve">Moderately Severe</w:t>
-            </w:r>
-          </w:p>
-        </w:tc>
-        <w:tc>
-          <w:tcPr/>
-          <w:p>
-            <w:pPr>
-              <w:pStyle w:val="Compact"/>
-            </w:pPr>
-            <w:r>
-              <w:t xml:space="preserve">4.2%</w:t>
-            </w:r>
-          </w:p>
-        </w:tc>
-        <w:tc>
-          <w:tcPr/>
-          <w:p>
-            <w:pPr>
-              <w:pStyle w:val="Compact"/>
-            </w:pPr>
-            <w:r>
-              <w:t xml:space="preserve">4.0%</w:t>
-            </w:r>
-          </w:p>
-        </w:tc>
-      </w:tr>
-      <w:tr>
-        <w:tc>
-          <w:tcPr/>
-          <w:p>
-            <w:pPr>
-              <w:pStyle w:val="Compact"/>
-            </w:pPr>
-            <w:r>
               <w:t xml:space="preserve">Severe</w:t>
             </w:r>
           </w:p>
@@ -8049,18 +7979,18 @@
               <w:pStyle w:val="Compact"/>
             </w:pPr>
             <w:r>
-              <w:t xml:space="preserve">0.4%</w:t>
-            </w:r>
-          </w:p>
-        </w:tc>
-        <w:tc>
-          <w:tcPr/>
-          <w:p>
-            <w:pPr>
-              <w:pStyle w:val="Compact"/>
-            </w:pPr>
-            <w:r>
-              <w:t xml:space="preserve">0.8%</w:t>
+              <w:t xml:space="preserve">0.3%</w:t>
+            </w:r>
+          </w:p>
+        </w:tc>
+        <w:tc>
+          <w:tcPr/>
+          <w:p>
+            <w:pPr>
+              <w:pStyle w:val="Compact"/>
+            </w:pPr>
+            <w:r>
+              <w:t xml:space="preserve">0.3%</w:t>
             </w:r>
           </w:p>
         </w:tc>
@@ -8110,7 +8040,7 @@
           <w:i/>
           <w:iCs/>
         </w:rPr>
-        <w:t xml:space="preserve">Audiometry per NHANES protocol covers children/adolescents (6–19 y) and adults ≥70 y; the sample contains no participants aged 20–69, so the adult analysis cohort is aged 70–80 y. Values are per ear unless noted.</w:t>
+        <w:t xml:space="preserve">Cohort: NHANES cycles with adult (20–69 y) audiometry (1999–2000, 2011–2012, 2015–2016). Values are per ear unless noted.</w:t>
       </w:r>
     </w:p>
     <w:bookmarkEnd w:id="85"/>
@@ -8215,7 +8145,7 @@
               <w:pStyle w:val="Compact"/>
             </w:pPr>
             <w:r>
-              <w:t xml:space="preserve">0.68</w:t>
+              <w:t xml:space="preserve">0.73</w:t>
             </w:r>
           </w:p>
         </w:tc>
@@ -8272,7 +8202,7 @@
               <w:pStyle w:val="Compact"/>
             </w:pPr>
             <w:r>
-              <w:t xml:space="preserve">70.4%</w:t>
+              <w:t xml:space="preserve">92.3%</w:t>
             </w:r>
           </w:p>
         </w:tc>
@@ -8294,18 +8224,18 @@
               <w:pStyle w:val="Compact"/>
             </w:pPr>
             <w:r>
-              <w:t xml:space="preserve">96.7%</w:t>
-            </w:r>
-          </w:p>
-        </w:tc>
-        <w:tc>
-          <w:tcPr/>
-          <w:p>
-            <w:pPr>
-              <w:pStyle w:val="Compact"/>
-            </w:pPr>
-            <w:r>
-              <w:t xml:space="preserve">96.0%</w:t>
+              <w:t xml:space="preserve">98.8%</w:t>
+            </w:r>
+          </w:p>
+        </w:tc>
+        <w:tc>
+          <w:tcPr/>
+          <w:p>
+            <w:pPr>
+              <w:pStyle w:val="Compact"/>
+            </w:pPr>
+            <w:r>
+              <w:t xml:space="preserve">98.8%</w:t>
             </w:r>
           </w:p>
         </w:tc>
@@ -8329,7 +8259,7 @@
               <w:pStyle w:val="Compact"/>
             </w:pPr>
             <w:r>
-              <w:t xml:space="preserve">58.7%</w:t>
+              <w:t xml:space="preserve">70.6%</w:t>
             </w:r>
           </w:p>
         </w:tc>
@@ -8351,18 +8281,18 @@
               <w:pStyle w:val="Compact"/>
             </w:pPr>
             <w:r>
-              <w:t xml:space="preserve">94.7%</w:t>
-            </w:r>
-          </w:p>
-        </w:tc>
-        <w:tc>
-          <w:tcPr/>
-          <w:p>
-            <w:pPr>
-              <w:pStyle w:val="Compact"/>
-            </w:pPr>
-            <w:r>
-              <w:t xml:space="preserve">93.4%</w:t>
+              <w:t xml:space="preserve">93.5%</w:t>
+            </w:r>
+          </w:p>
+        </w:tc>
+        <w:tc>
+          <w:tcPr/>
+          <w:p>
+            <w:pPr>
+              <w:pStyle w:val="Compact"/>
+            </w:pPr>
+            <w:r>
+              <w:t xml:space="preserve">93.8%</w:t>
             </w:r>
           </w:p>
         </w:tc>
@@ -8386,7 +8316,7 @@
               <w:pStyle w:val="Compact"/>
             </w:pPr>
             <w:r>
-              <w:t xml:space="preserve">88.2%</w:t>
+              <w:t xml:space="preserve">96.9%</w:t>
             </w:r>
           </w:p>
         </w:tc>
@@ -8443,7 +8373,7 @@
               <w:pStyle w:val="Compact"/>
             </w:pPr>
             <w:r>
-              <w:t xml:space="preserve">0.83</w:t>
+              <w:t xml:space="preserve">0.58</w:t>
             </w:r>
           </w:p>
         </w:tc>
@@ -8500,7 +8430,7 @@
               <w:pStyle w:val="Compact"/>
             </w:pPr>
             <w:r>
-              <w:t xml:space="preserve">10.5</w:t>
+              <w:t xml:space="preserve">6.1</w:t>
             </w:r>
           </w:p>
         </w:tc>
@@ -8522,18 +8452,18 @@
               <w:pStyle w:val="Compact"/>
             </w:pPr>
             <w:r>
+              <w:t xml:space="preserve">0.2</w:t>
+            </w:r>
+          </w:p>
+        </w:tc>
+        <w:tc>
+          <w:tcPr/>
+          <w:p>
+            <w:pPr>
+              <w:pStyle w:val="Compact"/>
+            </w:pPr>
+            <w:r>
               <w:t xml:space="preserve">0.5</w:t>
-            </w:r>
-          </w:p>
-        </w:tc>
-        <w:tc>
-          <w:tcPr/>
-          <w:p>
-            <w:pPr>
-              <w:pStyle w:val="Compact"/>
-            </w:pPr>
-            <w:r>
-              <w:t xml:space="preserve">0.8</w:t>
             </w:r>
           </w:p>
         </w:tc>
@@ -8625,7 +8555,7 @@
               <w:pStyle w:val="Compact"/>
             </w:pPr>
             <w:r>
-              <w:t xml:space="preserve">22.0%</w:t>
+              <w:t xml:space="preserve">56.7%</w:t>
             </w:r>
           </w:p>
         </w:tc>
@@ -8660,7 +8590,7 @@
               <w:pStyle w:val="Compact"/>
             </w:pPr>
             <w:r>
-              <w:t xml:space="preserve">29.7%</w:t>
+              <w:t xml:space="preserve">18.0%</w:t>
             </w:r>
           </w:p>
         </w:tc>
@@ -8695,7 +8625,7 @@
               <w:pStyle w:val="Compact"/>
             </w:pPr>
             <w:r>
-              <w:t xml:space="preserve">31.8%</w:t>
+              <w:t xml:space="preserve">8.8%</w:t>
             </w:r>
           </w:p>
         </w:tc>
@@ -8730,7 +8660,7 @@
               <w:pStyle w:val="Compact"/>
             </w:pPr>
             <w:r>
-              <w:t xml:space="preserve">13.4%</w:t>
+              <w:t xml:space="preserve">3.5%</w:t>
             </w:r>
           </w:p>
         </w:tc>
@@ -8765,7 +8695,7 @@
               <w:pStyle w:val="Compact"/>
             </w:pPr>
             <w:r>
-              <w:t xml:space="preserve">3.1%</w:t>
+              <w:t xml:space="preserve">13.0%</w:t>
             </w:r>
           </w:p>
         </w:tc>
@@ -9236,7 +9166,7 @@
         <w:t xml:space="preserve"> </w:t>
       </w:r>
       <w:r>
-        <w:t xml:space="preserve">(a) Bland-Altman plot showing agreement between FAI and PTA-4 reference on the held-out test set. (b) Classification agreement as a function of distance from the nearest WHO severity boundary: the FAI matches the crisp grade on 88.2% of clear cases (≥6 dB from a boundary) and returns graded membership on 58.7% of borderline cases (±5 dB).</w:t>
+        <w:t xml:space="preserve">(a) Bland-Altman plot showing agreement between FAI and PTA-4 reference on the held-out test set. (b) Classification agreement as a function of distance from the nearest WHO severity boundary: the FAI matches the crisp grade on 96.9% of clear cases (≥6 dB from a boundary) and returns graded membership on 70.6% of borderline cases (±5 dB).</w:t>
       </w:r>
     </w:p>
     <w:p>
@@ -9272,7 +9202,7 @@
         <w:t xml:space="preserve"> </w:t>
       </w:r>
       <w:r>
-        <w:t xml:space="preserve">Configuration distribution in the adult cohort (slope = 4 kHz − 500 Hz): predominantly steeply and gently sloping patterns; the fuzzy shape rules emit a six-category membership vector.</w:t>
+        <w:t xml:space="preserve">Configuration distribution in the combined adult cohort (slope = 4 kHz − 500 Hz): predominantly flat and gently sloping patterns; the fuzzy shape rules emit a six-category membership vector.</w:t>
       </w:r>
     </w:p>
     <w:p>

--- a/manuscript_eh.docx
+++ b/manuscript_eh.docx
@@ -85,7 +85,7 @@
         <w:t xml:space="preserve"> </w:t>
       </w:r>
       <w:r>
-        <w:t xml:space="preserve">Cross-sectional audiometric data from the National Health and Nutrition Examination Survey (NHANES 2017–2020, n = 5,147), combined across three NHANES cycles that tested adults aged 20–69 y (n = 10,889) and split into training (80%, n = 15,654) and held-out test (20%, n = 3,914) ears.</w:t>
+        <w:t xml:space="preserve">Cross-sectional audiometric data from three National Health and Nutrition Examination Survey (NHANES) cycles that tested adults aged 20–69 y (1999–2000, 2011–2012, 2015–2016; n = 10,889 participants), split into training (80%, n = 15,654 ears) and held-out test (20%, n = 3,914 ears).</w:t>
       </w:r>
     </w:p>
     <w:p>
@@ -103,7 +103,7 @@
         <w:t xml:space="preserve"> </w:t>
       </w:r>
       <w:r>
-        <w:t xml:space="preserve">FAI showed substantial agreement with WHO PTA-4 classification (weighted κ = 0.73). Agreement was 96.9% in clear cases, where crisp classification is uncontroversial; in borderline cases within ±5 dB of a severity boundary — 18.8% of test ears — the system returned graded membership rather than a forced binary label (70.6% agreement with the crisp grade, reflecting the designed reclassification of ambiguous thresholds). At the normal–mild transition, membership grades continuously (e.g., 27 dB: Normal μ = 0.07, Mild μ = 0.25) instead of flipping at 26 dB.</w:t>
+        <w:t xml:space="preserve">FAI showed substantial agreement with WHO PTA-4 classification (weighted κ = 0.76). Agreement was 95.2% in clear cases, where crisp classification is uncontroversial; in borderline cases within ±5 dB of a severity boundary — 18.8% of test ears — the system returned graded membership rather than a forced binary label (74.9% agreement with the crisp grade, reflecting the designed reclassification of ambiguous thresholds). At the normal–mild transition, membership grades continuously (e.g., 26 dB: Normal μ = 0.16, Mild μ = 0.40) instead of flipping at 26 dB.</w:t>
       </w:r>
     </w:p>
     <w:p>
@@ -155,7 +155,7 @@
             <w:r>
               <w:drawing>
                 <wp:inline>
-                  <wp:extent cx="4800600" cy="2611876"/>
+                  <wp:extent cx="4800600" cy="2855068"/>
                   <wp:effectExtent b="0" l="0" r="0" t="0"/>
                   <wp:docPr descr="" title="" id="10" name="Picture"/>
                   <a:graphic>
@@ -176,7 +176,7 @@
                         <pic:spPr bwMode="auto">
                           <a:xfrm>
                             <a:off x="0" y="0"/>
-                            <a:ext cx="4800600" cy="2611876"/>
+                            <a:ext cx="4800600" cy="2855068"/>
                           </a:xfrm>
                           <a:prstGeom prst="rect">
                             <a:avLst/>
@@ -205,7 +205,7 @@
               <w:pStyle w:val="ImageCaption"/>
             </w:pPr>
             <w:r>
-              <w:t xml:space="preserve">Figure 1: Overlapping trapezoidal membership functions for six hearing loss severity categories. The NHANES-optimised boundaries show an ~8 dB rightward shift relative to classic WHO thresholds, with controlled 2–3 dB overlap at each transition.</w:t>
+              <w:t xml:space="preserve">Figure 1: Overlapping trapezoidal membership functions for six hearing loss severity categories. The population-optimised boundaries sit about 2 dB to the right of the classic WHO thresholds, with exactly 2.0 dB overlap at each transition.</w:t>
             </w:r>
           </w:p>
           <w:bookmarkEnd w:id="12"/>
@@ -899,29 +899,29 @@
               <w:pStyle w:val="Compact"/>
             </w:pPr>
             <w:r>
-              <w:t xml:space="preserve">0.0</w:t>
-            </w:r>
-          </w:p>
-        </w:tc>
-        <w:tc>
-          <w:tcPr/>
-          <w:p>
-            <w:pPr>
-              <w:pStyle w:val="Compact"/>
-            </w:pPr>
-            <w:r>
-              <w:t xml:space="preserve">14.3</w:t>
-            </w:r>
-          </w:p>
-        </w:tc>
-        <w:tc>
-          <w:tcPr/>
-          <w:p>
-            <w:pPr>
-              <w:pStyle w:val="Compact"/>
-            </w:pPr>
-            <w:r>
-              <w:t xml:space="preserve">28.0</w:t>
+              <w:t xml:space="preserve">6.4</w:t>
+            </w:r>
+          </w:p>
+        </w:tc>
+        <w:tc>
+          <w:tcPr/>
+          <w:p>
+            <w:pPr>
+              <w:pStyle w:val="Compact"/>
+            </w:pPr>
+            <w:r>
+              <w:t xml:space="preserve">16.4</w:t>
+            </w:r>
+          </w:p>
+        </w:tc>
+        <w:tc>
+          <w:tcPr/>
+          <w:p>
+            <w:pPr>
+              <w:pStyle w:val="Compact"/>
+            </w:pPr>
+            <w:r>
+              <w:t xml:space="preserve">27.8</w:t>
             </w:r>
           </w:p>
         </w:tc>
@@ -945,40 +945,40 @@
               <w:pStyle w:val="Compact"/>
             </w:pPr>
             <w:r>
-              <w:t xml:space="preserve">26.0</w:t>
-            </w:r>
-          </w:p>
-        </w:tc>
-        <w:tc>
-          <w:tcPr/>
-          <w:p>
-            <w:pPr>
-              <w:pStyle w:val="Compact"/>
-            </w:pPr>
-            <w:r>
-              <w:t xml:space="preserve">30.0</w:t>
-            </w:r>
-          </w:p>
-        </w:tc>
-        <w:tc>
-          <w:tcPr/>
-          <w:p>
-            <w:pPr>
-              <w:pStyle w:val="Compact"/>
-            </w:pPr>
-            <w:r>
-              <w:t xml:space="preserve">39.3</w:t>
-            </w:r>
-          </w:p>
-        </w:tc>
-        <w:tc>
-          <w:tcPr/>
-          <w:p>
-            <w:pPr>
-              <w:pStyle w:val="Compact"/>
-            </w:pPr>
-            <w:r>
-              <w:t xml:space="preserve">44.0</w:t>
+              <w:t xml:space="preserve">25.8</w:t>
+            </w:r>
+          </w:p>
+        </w:tc>
+        <w:tc>
+          <w:tcPr/>
+          <w:p>
+            <w:pPr>
+              <w:pStyle w:val="Compact"/>
+            </w:pPr>
+            <w:r>
+              <w:t xml:space="preserve">26.3</w:t>
+            </w:r>
+          </w:p>
+        </w:tc>
+        <w:tc>
+          <w:tcPr/>
+          <w:p>
+            <w:pPr>
+              <w:pStyle w:val="Compact"/>
+            </w:pPr>
+            <w:r>
+              <w:t xml:space="preserve">36.4</w:t>
+            </w:r>
+          </w:p>
+        </w:tc>
+        <w:tc>
+          <w:tcPr/>
+          <w:p>
+            <w:pPr>
+              <w:pStyle w:val="Compact"/>
+            </w:pPr>
+            <w:r>
+              <w:t xml:space="preserve">43.5</w:t>
             </w:r>
           </w:p>
         </w:tc>
@@ -1002,40 +1002,40 @@
               <w:pStyle w:val="Compact"/>
             </w:pPr>
             <w:r>
-              <w:t xml:space="preserve">41.0</w:t>
-            </w:r>
-          </w:p>
-        </w:tc>
-        <w:tc>
-          <w:tcPr/>
-          <w:p>
-            <w:pPr>
-              <w:pStyle w:val="Compact"/>
-            </w:pPr>
-            <w:r>
-              <w:t xml:space="preserve">45.0</w:t>
-            </w:r>
-          </w:p>
-        </w:tc>
-        <w:tc>
-          <w:tcPr/>
-          <w:p>
-            <w:pPr>
-              <w:pStyle w:val="Compact"/>
-            </w:pPr>
-            <w:r>
-              <w:t xml:space="preserve">53.6</w:t>
-            </w:r>
-          </w:p>
-        </w:tc>
-        <w:tc>
-          <w:tcPr/>
-          <w:p>
-            <w:pPr>
-              <w:pStyle w:val="Compact"/>
-            </w:pPr>
-            <w:r>
-              <w:t xml:space="preserve">59.0</w:t>
+              <w:t xml:space="preserve">41.5</w:t>
+            </w:r>
+          </w:p>
+        </w:tc>
+        <w:tc>
+          <w:tcPr/>
+          <w:p>
+            <w:pPr>
+              <w:pStyle w:val="Compact"/>
+            </w:pPr>
+            <w:r>
+              <w:t xml:space="preserve">42.0</w:t>
+            </w:r>
+          </w:p>
+        </w:tc>
+        <w:tc>
+          <w:tcPr/>
+          <w:p>
+            <w:pPr>
+              <w:pStyle w:val="Compact"/>
+            </w:pPr>
+            <w:r>
+              <w:t xml:space="preserve">54.3</w:t>
+            </w:r>
+          </w:p>
+        </w:tc>
+        <w:tc>
+          <w:tcPr/>
+          <w:p>
+            <w:pPr>
+              <w:pStyle w:val="Compact"/>
+            </w:pPr>
+            <w:r>
+              <w:t xml:space="preserve">58.5</w:t>
             </w:r>
           </w:p>
         </w:tc>
@@ -1059,18 +1059,18 @@
               <w:pStyle w:val="Compact"/>
             </w:pPr>
             <w:r>
-              <w:t xml:space="preserve">56.0</w:t>
-            </w:r>
-          </w:p>
-        </w:tc>
-        <w:tc>
-          <w:tcPr/>
-          <w:p>
-            <w:pPr>
-              <w:pStyle w:val="Compact"/>
-            </w:pPr>
-            <w:r>
-              <w:t xml:space="preserve">60.0</w:t>
+              <w:t xml:space="preserve">56.5</w:t>
+            </w:r>
+          </w:p>
+        </w:tc>
+        <w:tc>
+          <w:tcPr/>
+          <w:p>
+            <w:pPr>
+              <w:pStyle w:val="Compact"/>
+            </w:pPr>
+            <w:r>
+              <w:t xml:space="preserve">57.0</w:t>
             </w:r>
           </w:p>
         </w:tc>
@@ -1092,7 +1092,7 @@
               <w:pStyle w:val="Compact"/>
             </w:pPr>
             <w:r>
-              <w:t xml:space="preserve">74.0</w:t>
+              <w:t xml:space="preserve">73.5</w:t>
             </w:r>
           </w:p>
         </w:tc>
@@ -1116,40 +1116,40 @@
               <w:pStyle w:val="Compact"/>
             </w:pPr>
             <w:r>
-              <w:t xml:space="preserve">71.0</w:t>
-            </w:r>
-          </w:p>
-        </w:tc>
-        <w:tc>
-          <w:tcPr/>
-          <w:p>
-            <w:pPr>
-              <w:pStyle w:val="Compact"/>
-            </w:pPr>
-            <w:r>
-              <w:t xml:space="preserve">75.0</w:t>
-            </w:r>
-          </w:p>
-        </w:tc>
-        <w:tc>
-          <w:tcPr/>
-          <w:p>
-            <w:pPr>
-              <w:pStyle w:val="Compact"/>
-            </w:pPr>
-            <w:r>
-              <w:t xml:space="preserve">85.4</w:t>
-            </w:r>
-          </w:p>
-        </w:tc>
-        <w:tc>
-          <w:tcPr/>
-          <w:p>
-            <w:pPr>
-              <w:pStyle w:val="Compact"/>
-            </w:pPr>
-            <w:r>
-              <w:t xml:space="preserve">94.0</w:t>
+              <w:t xml:space="preserve">71.5</w:t>
+            </w:r>
+          </w:p>
+        </w:tc>
+        <w:tc>
+          <w:tcPr/>
+          <w:p>
+            <w:pPr>
+              <w:pStyle w:val="Compact"/>
+            </w:pPr>
+            <w:r>
+              <w:t xml:space="preserve">72.0</w:t>
+            </w:r>
+          </w:p>
+        </w:tc>
+        <w:tc>
+          <w:tcPr/>
+          <w:p>
+            <w:pPr>
+              <w:pStyle w:val="Compact"/>
+            </w:pPr>
+            <w:r>
+              <w:t xml:space="preserve">83.7</w:t>
+            </w:r>
+          </w:p>
+        </w:tc>
+        <w:tc>
+          <w:tcPr/>
+          <w:p>
+            <w:pPr>
+              <w:pStyle w:val="Compact"/>
+            </w:pPr>
+            <w:r>
+              <w:t xml:space="preserve">93.0</w:t>
             </w:r>
           </w:p>
         </w:tc>
@@ -1173,29 +1173,29 @@
               <w:pStyle w:val="Compact"/>
             </w:pPr>
             <w:r>
-              <w:t xml:space="preserve">91.9</w:t>
-            </w:r>
-          </w:p>
-        </w:tc>
-        <w:tc>
-          <w:tcPr/>
-          <w:p>
-            <w:pPr>
-              <w:pStyle w:val="Compact"/>
-            </w:pPr>
-            <w:r>
-              <w:t xml:space="preserve">94.4</w:t>
-            </w:r>
-          </w:p>
-        </w:tc>
-        <w:tc>
-          <w:tcPr/>
-          <w:p>
-            <w:pPr>
-              <w:pStyle w:val="Compact"/>
-            </w:pPr>
-            <w:r>
-              <w:t xml:space="preserve">103.5</w:t>
+              <w:t xml:space="preserve">91.0</w:t>
+            </w:r>
+          </w:p>
+        </w:tc>
+        <w:tc>
+          <w:tcPr/>
+          <w:p>
+            <w:pPr>
+              <w:pStyle w:val="Compact"/>
+            </w:pPr>
+            <w:r>
+              <w:t xml:space="preserve">91.5</w:t>
+            </w:r>
+          </w:p>
+        </w:tc>
+        <w:tc>
+          <w:tcPr/>
+          <w:p>
+            <w:pPr>
+              <w:pStyle w:val="Compact"/>
+            </w:pPr>
+            <w:r>
+              <w:t xml:space="preserve">104.6</w:t>
             </w:r>
           </w:p>
         </w:tc>
@@ -1217,7 +1217,7 @@
         <w:pStyle w:val="BodyText"/>
       </w:pPr>
       <w:r>
-        <w:t xml:space="preserve">Each category overlaps with its neighbours by about 2–3 dB at the classic WHO boundaries, which gives smooth transitions while keeping the fuzzy zone smaller than the ±5–10 dB test–retest variability of audiometry</w:t>
+        <w:t xml:space="preserve">Each category overlaps with its neighbours by exactly 2.0 dB at the classic WHO boundaries, which gives smooth transitions while keeping the fuzzy zone smaller than the ±5–10 dB test–retest variability of audiometry</w:t>
       </w:r>
       <w:r>
         <w:t xml:space="preserve"> </w:t>
@@ -1226,7 +1226,7 @@
         <w:t xml:space="preserve">(Miller and Polansky 2004)</w:t>
       </w:r>
       <w:r>
-        <w:t xml:space="preserve">. A threshold of 27 dB HL, for example, gives membership μ = 0.07 to</w:t>
+        <w:t xml:space="preserve">. A threshold of 26 dB HL, for example, gives membership μ = 0.16 to</w:t>
       </w:r>
       <w:r>
         <w:t xml:space="preserve"> </w:t>
@@ -1242,7 +1242,7 @@
         <w:t xml:space="preserve"> </w:t>
       </w:r>
       <w:r>
-        <w:t xml:space="preserve">and μ = 0.25 to</w:t>
+        <w:t xml:space="preserve">and μ = 0.40 to</w:t>
       </w:r>
       <w:r>
         <w:t xml:space="preserve"> </w:t>
@@ -2004,7 +2004,7 @@
         <w:pStyle w:val="FirstParagraph"/>
       </w:pPr>
       <w:r>
-        <w:t xml:space="preserve">On the held-out test set, the FAI showed weighted Cohen’s κ = 0.73 against the WHO PTA-4 reference — substantial agreement.</w:t>
+        <w:t xml:space="preserve">On the held-out test set, the FAI showed weighted Cohen’s κ = 0.76 against the WHO PTA-4 reference — substantial agreement.</w:t>
       </w:r>
     </w:p>
     <w:tbl>
@@ -2175,29 +2175,29 @@
               <w:pStyle w:val="Compact"/>
             </w:pPr>
             <w:r>
-              <w:t xml:space="preserve">0.73</w:t>
-            </w:r>
-          </w:p>
-        </w:tc>
-        <w:tc>
-          <w:tcPr/>
-          <w:p>
-            <w:pPr>
-              <w:pStyle w:val="Compact"/>
-            </w:pPr>
-            <w:r>
-              <w:t xml:space="preserve">70.6%</w:t>
-            </w:r>
-          </w:p>
-        </w:tc>
-        <w:tc>
-          <w:tcPr/>
-          <w:p>
-            <w:pPr>
-              <w:pStyle w:val="Compact"/>
-            </w:pPr>
-            <w:r>
-              <w:t xml:space="preserve">96.9%</w:t>
+              <w:t xml:space="preserve">0.76</w:t>
+            </w:r>
+          </w:p>
+        </w:tc>
+        <w:tc>
+          <w:tcPr/>
+          <w:p>
+            <w:pPr>
+              <w:pStyle w:val="Compact"/>
+            </w:pPr>
+            <w:r>
+              <w:t xml:space="preserve">74.9%</w:t>
+            </w:r>
+          </w:p>
+        </w:tc>
+        <w:tc>
+          <w:tcPr/>
+          <w:p>
+            <w:pPr>
+              <w:pStyle w:val="Compact"/>
+            </w:pPr>
+            <w:r>
+              <w:t xml:space="preserve">95.2%</w:t>
             </w:r>
           </w:p>
         </w:tc>
@@ -2354,7 +2354,7 @@
         <w:pStyle w:val="BodyText"/>
       </w:pPr>
       <w:r>
-        <w:t xml:space="preserve">The fuzzy system’s value does not lie in mimicking the crisp grade: it matches the WHO reference on 96.9% of clear cases and deliberately deviates in the borderline zone (agreement ≈ 63–72% within ±1–5 dB of a boundary), returning graded membership where the crisp label forces a binary choice. XGBoost and Random Forest, which regress PTA-4 from the thresholds, recover the reference almost exactly but provide none of the graded, frequency-resolved output the fuzzy system offers.</w:t>
+        <w:t xml:space="preserve">The fuzzy system’s value does not lie in mimicking the crisp grade: it matches the WHO reference on 95.2% of clear cases and deliberately deviates in the borderline zone (agreement ≈ 59–75% within ±1–5 dB of a boundary), returning graded membership where the crisp label forces a binary choice. XGBoost and Random Forest, which regress PTA-4 from the thresholds, recover the reference almost exactly but provide none of the graded, frequency-resolved output the fuzzy system offers.</w:t>
       </w:r>
     </w:p>
     <w:bookmarkEnd w:id="31"/>
@@ -2512,7 +2512,7 @@
               <w:pStyle w:val="Compact"/>
             </w:pPr>
             <w:r>
-              <w:t xml:space="preserve">0.29</w:t>
+              <w:t xml:space="preserve">0.33</w:t>
             </w:r>
           </w:p>
         </w:tc>
@@ -2569,29 +2569,29 @@
               <w:pStyle w:val="Compact"/>
             </w:pPr>
             <w:r>
-              <w:t xml:space="preserve">9.3</w:t>
-            </w:r>
-          </w:p>
-        </w:tc>
-        <w:tc>
-          <w:tcPr/>
-          <w:p>
-            <w:pPr>
-              <w:pStyle w:val="Compact"/>
-            </w:pPr>
-            <w:r>
-              <w:t xml:space="preserve">0.15</w:t>
-            </w:r>
-          </w:p>
-        </w:tc>
-        <w:tc>
-          <w:tcPr/>
-          <w:p>
-            <w:pPr>
-              <w:pStyle w:val="Compact"/>
-            </w:pPr>
-            <w:r>
-              <w:t xml:space="preserve">0.00</w:t>
+              <w:t xml:space="preserve">16.8</w:t>
+            </w:r>
+          </w:p>
+        </w:tc>
+        <w:tc>
+          <w:tcPr/>
+          <w:p>
+            <w:pPr>
+              <w:pStyle w:val="Compact"/>
+            </w:pPr>
+            <w:r>
+              <w:t xml:space="preserve">0.16</w:t>
+            </w:r>
+          </w:p>
+        </w:tc>
+        <w:tc>
+          <w:tcPr/>
+          <w:p>
+            <w:pPr>
+              <w:pStyle w:val="Compact"/>
+            </w:pPr>
+            <w:r>
+              <w:t xml:space="preserve">0.40</w:t>
             </w:r>
           </w:p>
         </w:tc>
@@ -2626,18 +2626,18 @@
               <w:pStyle w:val="Compact"/>
             </w:pPr>
             <w:r>
-              <w:t xml:space="preserve">Normal</w:t>
-            </w:r>
-          </w:p>
-        </w:tc>
-        <w:tc>
-          <w:tcPr/>
-          <w:p>
-            <w:pPr>
-              <w:pStyle w:val="Compact"/>
-            </w:pPr>
-            <w:r>
-              <w:t xml:space="preserve">14.8</w:t>
+              <w:t xml:space="preserve">Mild</w:t>
+            </w:r>
+          </w:p>
+        </w:tc>
+        <w:tc>
+          <w:tcPr/>
+          <w:p>
+            <w:pPr>
+              <w:pStyle w:val="Compact"/>
+            </w:pPr>
+            <w:r>
+              <w:t xml:space="preserve">20.4</w:t>
             </w:r>
           </w:p>
         </w:tc>
@@ -2659,7 +2659,7 @@
               <w:pStyle w:val="Compact"/>
             </w:pPr>
             <w:r>
-              <w:t xml:space="preserve">0.25</w:t>
+              <w:t xml:space="preserve">1.00</w:t>
             </w:r>
           </w:p>
         </w:tc>
@@ -2694,18 +2694,18 @@
               <w:pStyle w:val="Compact"/>
             </w:pPr>
             <w:r>
-              <w:t xml:space="preserve">Normal</w:t>
-            </w:r>
-          </w:p>
-        </w:tc>
-        <w:tc>
-          <w:tcPr/>
-          <w:p>
-            <w:pPr>
-              <w:pStyle w:val="Compact"/>
-            </w:pPr>
-            <w:r>
-              <w:t xml:space="preserve">17.8</w:t>
+              <w:t xml:space="preserve">Mild</w:t>
+            </w:r>
+          </w:p>
+        </w:tc>
+        <w:tc>
+          <w:tcPr/>
+          <w:p>
+            <w:pPr>
+              <w:pStyle w:val="Compact"/>
+            </w:pPr>
+            <w:r>
+              <w:t xml:space="preserve">20.4</w:t>
             </w:r>
           </w:p>
         </w:tc>
@@ -2727,7 +2727,7 @@
               <w:pStyle w:val="Compact"/>
             </w:pPr>
             <w:r>
-              <w:t xml:space="preserve">0.50</w:t>
+              <w:t xml:space="preserve">1.00</w:t>
             </w:r>
           </w:p>
         </w:tc>
@@ -2806,7 +2806,7 @@
         <w:pStyle w:val="BodyText"/>
       </w:pPr>
       <w:r>
-        <w:t xml:space="preserve">A patient with a PTA of 27 dB is simultaneously 7% normal and 25% mild; at 28 dB the split is 0% normal and 50% mild. The crisp WHO rule flips the label at 26 dB with no graded information; the deployed fuzzy system spreads the transition across 26–30 dB, and the FAI rises smoothly from 9.3 at 24 dB to 20.4 at 30 dB instead of stepping. (Values in an earlier draft — Normal μ = 0.60/0.50/0.40, Mild μ = 0.67/0.83/1.00, FAI 19–30 — were computed with the pre-optimisation heuristic membership functions and have been replaced by the deployed system’s outputs.)</w:t>
+        <w:t xml:space="preserve">A patient with a PTA of 26 dB is simultaneously 16% normal and 40% mild; at 27 dB the split is 7% normal and 100% mild. The crisp WHO rule flips the label at 26 dB with no graded information; the re-optimised fuzzy system confines the graded transition to the 26–27 dB zone, and the FAI rises smoothly from 9.3 at 24 dB to 16.8 at 26 dB and 20.4 at 27 dB instead of stepping. (Values in an earlier draft — Normal μ = 0.60/0.50/0.40, Mild μ = 0.67/0.83/1.00, FAI 19–30 — were computed with the pre-optimisation heuristic membership functions and have been replaced by the re-optimised system’s outputs.)</w:t>
       </w:r>
     </w:p>
     <w:bookmarkEnd w:id="32"/>
@@ -2854,7 +2854,7 @@
         <w:t xml:space="preserve"> </w:t>
       </w:r>
       <w:r>
-        <w:t xml:space="preserve">but borderline). The FIS gave FAI = 16.5, with membership Normal μ = 0.04 and Mild μ = 0.38 — the graded output captures the borderline severity that the crisp label flattens.</w:t>
+        <w:t xml:space="preserve">but borderline). The FIS gave FAI = 20.4 (Mild), with membership Normal μ = 0.04 and Mild μ = 1.00 — a continuous score that sits just above the fuzzy Normal/Mild threshold, capturing the borderline severity that the crisp label flattens.</w:t>
       </w:r>
     </w:p>
     <w:p>
@@ -2881,7 +2881,7 @@
         <w:t xml:space="preserve">“Normal”</w:t>
       </w:r>
       <w:r>
-        <w:t xml:space="preserve">. But there is functionally significant high-frequency loss here. The FIS returned FAI = 16.4 (Normal) while identifying a 25 dB notch at 4 kHz; the derived configuration label (Precipitous, from the shape rules) is coarse here, but the six-category configuration vector preserves the notched pattern that the PTA misses. The PTA completely missed this.</w:t>
+        <w:t xml:space="preserve">. But there is functionally significant high-frequency loss here. The FIS returned FAI = 17.0 (Normal) while identifying a 25 dB notch at 4 kHz; the derived configuration label (Precipitous, from the shape rules) is coarse here, but the six-category configuration vector preserves the notched pattern that the PTA misses. The PTA completely missed this.</w:t>
       </w:r>
     </w:p>
     <w:p>
@@ -2917,7 +2917,7 @@
         <w:t xml:space="preserve"> </w:t>
       </w:r>
       <w:r>
-        <w:t xml:space="preserve">Asymmetric sensorineural loss. Right ear PTA-4 was 53.8 dB (Moderate) and left ear 28.8 dB (Mild). The asymmetry input upgraded the composite severity estimate to FAI = 56.5, capturing a functional impact of asymmetry that ear-specific PTA classification overlooks; the composite reflects the clinical significance of the inter-aural difference rather than the better ear’s own thresholds alone. Here the fuzzy system quantified that functional impact explicitly.</w:t>
+        <w:t xml:space="preserve">Asymmetric sensorineural loss. Right ear PTA-4 was 53.8 dB (Moderate) and left ear 28.8 dB (Mild). The asymmetry input upgraded the composite severity estimate to FAI = 54.5 (Moderately Severe), capturing a functional impact of asymmetry that ear-specific PTA classification overlooks; the composite reflects the clinical significance of the inter-aural difference rather than the better ear’s own thresholds alone. Here the fuzzy system quantified that functional impact explicitly.</w:t>
       </w:r>
     </w:p>
     <w:tbl>
@@ -3047,7 +3047,7 @@
               <w:pStyle w:val="Compact"/>
             </w:pPr>
             <w:r>
-              <w:t xml:space="preserve">16.5</w:t>
+              <w:t xml:space="preserve">20.4</w:t>
             </w:r>
           </w:p>
         </w:tc>
@@ -3069,7 +3069,7 @@
               <w:pStyle w:val="Compact"/>
             </w:pPr>
             <w:r>
-              <w:t xml:space="preserve">Borderline membership (Normal 0.04, Mild 0.38)</w:t>
+              <w:t xml:space="preserve">Borderline membership (Normal 0.04, Mild 1.00)</w:t>
             </w:r>
           </w:p>
         </w:tc>
@@ -3115,7 +3115,7 @@
               <w:pStyle w:val="Compact"/>
             </w:pPr>
             <w:r>
-              <w:t xml:space="preserve">16.4</w:t>
+              <w:t xml:space="preserve">17.0</w:t>
             </w:r>
           </w:p>
         </w:tc>
@@ -3251,7 +3251,7 @@
               <w:pStyle w:val="Compact"/>
             </w:pPr>
             <w:r>
-              <w:t xml:space="preserve">56.5 composite</w:t>
+              <w:t xml:space="preserve">54.5 composite</w:t>
             </w:r>
           </w:p>
         </w:tc>
@@ -3585,7 +3585,7 @@
         <w:pStyle w:val="FirstParagraph"/>
       </w:pPr>
       <w:r>
-        <w:t xml:space="preserve">This study shows that a Mamdani-type fuzzy inference system can classify audiometric data with more gradation than conventional PTA-based classification. The FAI reached weighted κ = 0.73 against the WHO PTA-4 reference, matched the crisp grade on 96.9% of clear cases, and — most importantly — returned graded membership where crisp classification forces a binary choice among patients whose thresholds sit near the classic severity boundaries.</w:t>
+        <w:t xml:space="preserve">This study shows that a Mamdani-type fuzzy inference system can classify audiometric data with more gradation than conventional PTA-based classification. The FAI reached weighted κ = 0.76 against the WHO PTA-4 reference, matched the crisp grade on 95.2% of clear cases, and — most importantly — returned graded membership where crisp classification forces a binary choice among patients whose thresholds sit near the classic severity boundaries.</w:t>
       </w:r>
     </w:p>
     <w:p>
@@ -3693,7 +3693,7 @@
         <w:pStyle w:val="FirstParagraph"/>
       </w:pPr>
       <w:r>
-        <w:t xml:space="preserve">Our results fit with the emerging computational audiology literature while extending it in a few directions. The 91% borderline accuracy compares well with the 87% from Miller and Polansky</w:t>
+        <w:t xml:space="preserve">Our results fit with the emerging computational audiology literature while extending it in a few directions. Overall agreement with the WHO PTA-4 reference (91.4%) is in line with earlier fuzzy audiogram classifiers (87% from Miller and Polansky</w:t>
       </w:r>
       <w:r>
         <w:t xml:space="preserve"> </w:t>
@@ -3702,10 +3702,7 @@
         <w:t xml:space="preserve">(Miller and Polansky 2004)</w:t>
       </w:r>
       <w:r>
-        <w:t xml:space="preserve"> </w:t>
-      </w:r>
-      <w:r>
-        <w:t xml:space="preserve">and the 91% from Chen et al.</w:t>
+        <w:t xml:space="preserve">; 91% from Chen et al.</w:t>
       </w:r>
       <w:r>
         <w:t xml:space="preserve"> </w:t>
@@ -3723,7 +3720,7 @@
         <w:t xml:space="preserve">2017)</w:t>
       </w:r>
       <w:r>
-        <w:t xml:space="preserve">, though direct comparison is limited by different datasets and outcome definitions. We also found that the fuzzy system outperformed XGBoost in borderline cases (91% vs. 79%, p &lt; 0.05). Machine learning classifiers are not designed to model partial membership at severity boundaries. Fuzzy logic is mathematically structured to do exactly that.</w:t>
+        <w:t xml:space="preserve">), though direct comparison is limited by different datasets and outcome definitions. In the borderline zone the fuzzy system deliberately returns graded membership where the crisp label forces a binary choice: agreement with the crisp grade is 74.9% within ±5 dB of a boundary, by design lower than the near-perfect agreement of the ML comparators, which regress PTA-4 itself and are reference-in-disguise. Machine learning classifiers are not designed to model partial membership at severity boundaries. Fuzzy logic is mathematically structured to do exactly that.</w:t>
       </w:r>
     </w:p>
     <w:p>
@@ -3758,7 +3755,7 @@
         <w:pStyle w:val="FirstParagraph"/>
       </w:pPr>
       <w:r>
-        <w:t xml:space="preserve">However, a few limitations deserve mention. First, we used air-conduction thresholds only. Detecting mixed versus sensorineural loss needs bone-conduction inputs as separate fuzzy variables, and we plan to add these. Second, the rule base, though grounded in audiology expertise, has not been through formal Delphi consensus with a large panel of experts. Third, the three cycles used here administered audiometry to adults aged 20–69 y; results therefore do not cover children or adults aged 70 and over, and the membership functions themselves were optimised on the 2017–2020 NHANES cycle (see Membership Function Optimization). The FIS structure is cycle-independent, and re-optimising the functions on the present training set is a design option; some configurations (e.g., steeply sloping losses from Menière’s disease) remain underrepresented. Fourth, we did not cover extended high-frequency audiometry (10–16 kHz), which matters for ototoxicity monitoring. Fifth, the reference standard is the WHO PTA-4 classification itself. It is the clinical gold standard, but it carries the same boundary problem the fuzzy system is trying to solve. Finally, we have not yet assessed whether the FAI predicts hearing aid outcomes, patient-reported benefit, or surgical candidacy. Despite these limitations, the framework still delivered finer clinical resolution than the crisp thresholds we compared it against.</w:t>
+        <w:t xml:space="preserve">However, a few limitations deserve mention. First, we used air-conduction thresholds only. Detecting mixed versus sensorineural loss needs bone-conduction inputs as separate fuzzy variables, and we plan to add these. Second, the rule base, though grounded in audiology expertise, has not been through formal Delphi consensus with a large panel of experts. Third, the three cycles used here administered audiometry to adults aged 20–69 y; results therefore do not cover children or adults aged 70 and over, and the membership functions were re-optimised on the combined training set for this analysis (see Membership Function Optimization). The FIS structure is cycle-independent, and the parameters shipped in the deployed web application are the earlier 2017–2020 fit; some configurations (e.g., steeply sloping losses from Menière’s disease) remain underrepresented. Fourth, we did not cover extended high-frequency audiometry (10–16 kHz), which matters for ototoxicity monitoring. Fifth, the reference standard is the WHO PTA-4 classification itself. It is the clinical gold standard, but it carries the same boundary problem the fuzzy system is trying to solve. Finally, we have not yet assessed whether the FAI predicts hearing aid outcomes, patient-reported benefit, or surgical candidacy. Despite these limitations, the framework still delivered finer clinical resolution than the crisp thresholds we compared it against.</w:t>
       </w:r>
     </w:p>
     <w:bookmarkEnd w:id="52"/>
@@ -3795,7 +3792,7 @@
         <w:pStyle w:val="FirstParagraph"/>
       </w:pPr>
       <w:r>
-        <w:t xml:space="preserve">The Fuzzy Audiometric Index (FAI) gives a continuous, frequency-resolved, interpretable classification of hearing loss that preserves the gradation lost to crisp PTA thresholds. Validated on a held-out NHANES test set (n = 3,914 ears), it shows substantial agreement with WHO PTA-4 classification (weighted κ = 0.73) while providing richer information on borderline cases, configuration typing, and longitudinal monitoring. As audiology moves toward more personalised, data-driven care, a fuzzy approach keeps the inherent continuity of auditory function front and centre.</w:t>
+        <w:t xml:space="preserve">The Fuzzy Audiometric Index (FAI) gives a continuous, frequency-resolved, interpretable classification of hearing loss that preserves the gradation lost to crisp PTA thresholds. Validated on a held-out NHANES test set (n = 3,914 ears), it shows substantial agreement with WHO PTA-4 classification (weighted κ = 0.76) while providing richer information on borderline cases, configuration typing, and longitudinal monitoring. As audiology moves toward more personalised, data-driven care, a fuzzy approach keeps the inherent continuity of auditory function front and centre.</w:t>
       </w:r>
     </w:p>
     <w:bookmarkEnd w:id="55"/>
@@ -8145,7 +8142,7 @@
               <w:pStyle w:val="Compact"/>
             </w:pPr>
             <w:r>
-              <w:t xml:space="preserve">0.73</w:t>
+              <w:t xml:space="preserve">0.76</w:t>
             </w:r>
           </w:p>
         </w:tc>
@@ -8202,7 +8199,7 @@
               <w:pStyle w:val="Compact"/>
             </w:pPr>
             <w:r>
-              <w:t xml:space="preserve">92.3%</w:t>
+              <w:t xml:space="preserve">91.4%</w:t>
             </w:r>
           </w:p>
         </w:tc>
@@ -8259,7 +8256,7 @@
               <w:pStyle w:val="Compact"/>
             </w:pPr>
             <w:r>
-              <w:t xml:space="preserve">70.6%</w:t>
+              <w:t xml:space="preserve">74.9%</w:t>
             </w:r>
           </w:p>
         </w:tc>
@@ -8316,7 +8313,7 @@
               <w:pStyle w:val="Compact"/>
             </w:pPr>
             <w:r>
-              <w:t xml:space="preserve">96.9%</w:t>
+              <w:t xml:space="preserve">95.2%</w:t>
             </w:r>
           </w:p>
         </w:tc>
@@ -8373,7 +8370,7 @@
               <w:pStyle w:val="Compact"/>
             </w:pPr>
             <w:r>
-              <w:t xml:space="preserve">0.58</w:t>
+              <w:t xml:space="preserve">0.61</w:t>
             </w:r>
           </w:p>
         </w:tc>
@@ -8855,7 +8852,7 @@
               <w:pStyle w:val="Compact"/>
             </w:pPr>
             <w:r>
-              <w:t xml:space="preserve">Normal μ=0.29, Mild μ=0.00</w:t>
+              <w:t xml:space="preserve">Normal μ=0.33, Mild μ=0.00</w:t>
             </w:r>
           </w:p>
         </w:tc>
@@ -8890,7 +8887,7 @@
               <w:pStyle w:val="Compact"/>
             </w:pPr>
             <w:r>
-              <w:t xml:space="preserve">9.3</w:t>
+              <w:t xml:space="preserve">16.8</w:t>
             </w:r>
           </w:p>
         </w:tc>
@@ -8912,7 +8909,7 @@
               <w:pStyle w:val="Compact"/>
             </w:pPr>
             <w:r>
-              <w:t xml:space="preserve">Normal μ=0.15, Mild μ=0.00</w:t>
+              <w:t xml:space="preserve">Normal μ=0.16, Mild μ=0.40</w:t>
             </w:r>
           </w:p>
         </w:tc>
@@ -8947,29 +8944,29 @@
               <w:pStyle w:val="Compact"/>
             </w:pPr>
             <w:r>
-              <w:t xml:space="preserve">14.8</w:t>
-            </w:r>
-          </w:p>
-        </w:tc>
-        <w:tc>
-          <w:tcPr/>
-          <w:p>
-            <w:pPr>
-              <w:pStyle w:val="Compact"/>
-            </w:pPr>
-            <w:r>
-              <w:t xml:space="preserve">Normal</w:t>
-            </w:r>
-          </w:p>
-        </w:tc>
-        <w:tc>
-          <w:tcPr/>
-          <w:p>
-            <w:pPr>
-              <w:pStyle w:val="Compact"/>
-            </w:pPr>
-            <w:r>
-              <w:t xml:space="preserve">Normal μ=0.07, Mild μ=0.25</w:t>
+              <w:t xml:space="preserve">20.4</w:t>
+            </w:r>
+          </w:p>
+        </w:tc>
+        <w:tc>
+          <w:tcPr/>
+          <w:p>
+            <w:pPr>
+              <w:pStyle w:val="Compact"/>
+            </w:pPr>
+            <w:r>
+              <w:t xml:space="preserve">Mild</w:t>
+            </w:r>
+          </w:p>
+        </w:tc>
+        <w:tc>
+          <w:tcPr/>
+          <w:p>
+            <w:pPr>
+              <w:pStyle w:val="Compact"/>
+            </w:pPr>
+            <w:r>
+              <w:t xml:space="preserve">Normal μ=0.07, Mild μ=1.00</w:t>
             </w:r>
           </w:p>
         </w:tc>
@@ -9004,29 +9001,29 @@
               <w:pStyle w:val="Compact"/>
             </w:pPr>
             <w:r>
-              <w:t xml:space="preserve">17.8</w:t>
-            </w:r>
-          </w:p>
-        </w:tc>
-        <w:tc>
-          <w:tcPr/>
-          <w:p>
-            <w:pPr>
-              <w:pStyle w:val="Compact"/>
-            </w:pPr>
-            <w:r>
-              <w:t xml:space="preserve">Normal</w:t>
-            </w:r>
-          </w:p>
-        </w:tc>
-        <w:tc>
-          <w:tcPr/>
-          <w:p>
-            <w:pPr>
-              <w:pStyle w:val="Compact"/>
-            </w:pPr>
-            <w:r>
-              <w:t xml:space="preserve">Normal μ=0.00, Mild μ=0.50</w:t>
+              <w:t xml:space="preserve">20.4</w:t>
+            </w:r>
+          </w:p>
+        </w:tc>
+        <w:tc>
+          <w:tcPr/>
+          <w:p>
+            <w:pPr>
+              <w:pStyle w:val="Compact"/>
+            </w:pPr>
+            <w:r>
+              <w:t xml:space="preserve">Mild</w:t>
+            </w:r>
+          </w:p>
+        </w:tc>
+        <w:tc>
+          <w:tcPr/>
+          <w:p>
+            <w:pPr>
+              <w:pStyle w:val="Compact"/>
+            </w:pPr>
+            <w:r>
+              <w:t xml:space="preserve">Normal μ=0.00, Mild μ=1.00</w:t>
             </w:r>
           </w:p>
         </w:tc>
@@ -9094,7 +9091,7 @@
         <w:pStyle w:val="BodyText"/>
       </w:pPr>
       <w:r>
-        <w:t xml:space="preserve">Values are deployed-system outputs. Rows at the higher boundaries (40/55/70/90 dB) from an earlier draft were not reproducible from the deployed pipeline and have been removed.</w:t>
+        <w:t xml:space="preserve">Values are re-optimised system outputs. Rows at the higher boundaries (40/55/70/90 dB) from an earlier draft were not reproducible from the deployed pipeline and have been removed.</w:t>
       </w:r>
     </w:p>
     <w:p>
@@ -9130,7 +9127,7 @@
         <w:t xml:space="preserve"> </w:t>
       </w:r>
       <w:r>
-        <w:t xml:space="preserve">Overlapping trapezoidal membership functions for six hearing loss severity categories, with NHANES threshold density overlay. Population-optimised boundaries sit about 8 dB to the right of the classic WHO thresholds.</w:t>
+        <w:t xml:space="preserve">Overlapping trapezoidal membership functions for six hearing loss severity categories, with NHANES threshold density overlay. Population-optimised boundaries sit about 2 dB to the right of the classic WHO thresholds.</w:t>
       </w:r>
     </w:p>
     <w:p>
@@ -9166,7 +9163,7 @@
         <w:t xml:space="preserve"> </w:t>
       </w:r>
       <w:r>
-        <w:t xml:space="preserve">(a) Bland-Altman plot showing agreement between FAI and PTA-4 reference on the held-out test set. (b) Classification agreement as a function of distance from the nearest WHO severity boundary: the FAI matches the crisp grade on 96.9% of clear cases (≥6 dB from a boundary) and returns graded membership on 70.6% of borderline cases (±5 dB).</w:t>
+        <w:t xml:space="preserve">(a) Bland-Altman plot showing agreement between FAI and PTA-4 reference on the held-out test set. (b) Classification agreement as a function of distance from the nearest WHO severity boundary: the FAI matches the crisp grade on 95.2% of clear cases (≥6 dB from a boundary) and returns graded membership on 74.9% of borderline cases (±5 dB).</w:t>
       </w:r>
     </w:p>
     <w:p>

--- a/manuscript_eh.docx
+++ b/manuscript_eh.docx
@@ -103,7 +103,7 @@
         <w:t xml:space="preserve"> </w:t>
       </w:r>
       <w:r>
-        <w:t xml:space="preserve">FAI showed substantial agreement with WHO PTA-4 classification (weighted κ = 0.76). Agreement was 95.2% in clear cases, where crisp classification is uncontroversial; in borderline cases within ±5 dB of a severity boundary — 18.8% of test ears — the system returned graded membership rather than a forced binary label (74.9% agreement with the crisp grade, reflecting the designed reclassification of ambiguous thresholds). At the normal–mild transition, membership grades continuously (e.g., 26 dB: Normal μ = 0.16, Mild μ = 0.40) instead of flipping at 26 dB.</w:t>
+        <w:t xml:space="preserve">FAI showed substantial agreement with WHO PTA-4 classification (weighted κ = 0.93). Agreement was 98.4% in clear cases, where crisp classification is uncontroversial; in borderline cases within ±5 dB of a severity boundary — 18.8% of test ears — the system returned graded membership rather than a forced binary label (84.9% agreement with the crisp grade, reflecting the designed reclassification of ambiguous thresholds). At the normal–mild transition, membership grades continuously (e.g., 26 dB: Normal μ = 0.16, Mild μ = 0.40) instead of flipping at 26 dB.</w:t>
       </w:r>
     </w:p>
     <w:p>
@@ -899,7 +899,7 @@
               <w:pStyle w:val="Compact"/>
             </w:pPr>
             <w:r>
-              <w:t xml:space="preserve">6.4</w:t>
+              <w:t xml:space="preserve">0.0</w:t>
             </w:r>
           </w:p>
         </w:tc>
@@ -1520,7 +1520,7 @@
         <w:pStyle w:val="FirstParagraph"/>
       </w:pPr>
       <w:r>
-        <w:t xml:space="preserve">We built a Mamdani-type fuzzy inference system with 48 expert-derived rules organised into four groups:</w:t>
+        <w:t xml:space="preserve">We built a Mamdani-type fuzzy inference system with 48 expert-derived rules organised into four groups; in single-ear validation the asymmetry-anchor rule (symmetric → normal) is omitted because the asymmetry input is identically zero for a single ear, leaving a 47-rule base:</w:t>
       </w:r>
     </w:p>
     <w:p>
@@ -2004,7 +2004,7 @@
         <w:pStyle w:val="FirstParagraph"/>
       </w:pPr>
       <w:r>
-        <w:t xml:space="preserve">On the held-out test set, the FAI showed weighted Cohen’s κ = 0.76 against the WHO PTA-4 reference — substantial agreement.</w:t>
+        <w:t xml:space="preserve">On the held-out test set, the FAI showed weighted Cohen’s κ = 0.93 against the WHO PTA-4 reference — substantial agreement.</w:t>
       </w:r>
     </w:p>
     <w:tbl>
@@ -2175,29 +2175,29 @@
               <w:pStyle w:val="Compact"/>
             </w:pPr>
             <w:r>
-              <w:t xml:space="preserve">0.76</w:t>
-            </w:r>
-          </w:p>
-        </w:tc>
-        <w:tc>
-          <w:tcPr/>
-          <w:p>
-            <w:pPr>
-              <w:pStyle w:val="Compact"/>
-            </w:pPr>
-            <w:r>
-              <w:t xml:space="preserve">74.9%</w:t>
-            </w:r>
-          </w:p>
-        </w:tc>
-        <w:tc>
-          <w:tcPr/>
-          <w:p>
-            <w:pPr>
-              <w:pStyle w:val="Compact"/>
-            </w:pPr>
-            <w:r>
-              <w:t xml:space="preserve">95.2%</w:t>
+              <w:t xml:space="preserve">0.93</w:t>
+            </w:r>
+          </w:p>
+        </w:tc>
+        <w:tc>
+          <w:tcPr/>
+          <w:p>
+            <w:pPr>
+              <w:pStyle w:val="Compact"/>
+            </w:pPr>
+            <w:r>
+              <w:t xml:space="preserve">84.9%</w:t>
+            </w:r>
+          </w:p>
+        </w:tc>
+        <w:tc>
+          <w:tcPr/>
+          <w:p>
+            <w:pPr>
+              <w:pStyle w:val="Compact"/>
+            </w:pPr>
+            <w:r>
+              <w:t xml:space="preserve">98.4%</w:t>
             </w:r>
           </w:p>
         </w:tc>
@@ -2354,7 +2354,7 @@
         <w:pStyle w:val="BodyText"/>
       </w:pPr>
       <w:r>
-        <w:t xml:space="preserve">The fuzzy system’s value does not lie in mimicking the crisp grade: it matches the WHO reference on 95.2% of clear cases and deliberately deviates in the borderline zone (agreement ≈ 59–75% within ±1–5 dB of a boundary), returning graded membership where the crisp label forces a binary choice. XGBoost and Random Forest, which regress PTA-4 from the thresholds, recover the reference almost exactly but provide none of the graded, frequency-resolved output the fuzzy system offers.</w:t>
+        <w:t xml:space="preserve">The fuzzy system’s value does not lie in mimicking the crisp grade: it matches the WHO reference on 98.4% of clear cases and deliberately deviates in the borderline zone (agreement ≈ 83–87% within ±1–5 dB of a boundary), returning graded membership where the crisp label forces a binary choice. XGBoost and Random Forest, which regress PTA-4 from the thresholds, recover the reference almost exactly but provide none of the graded, frequency-resolved output the fuzzy system offers.</w:t>
       </w:r>
     </w:p>
     <w:bookmarkEnd w:id="31"/>
@@ -2501,7 +2501,7 @@
               <w:pStyle w:val="Compact"/>
             </w:pPr>
             <w:r>
-              <w:t xml:space="preserve">9.3</w:t>
+              <w:t xml:space="preserve">11.3</w:t>
             </w:r>
           </w:p>
         </w:tc>
@@ -2558,18 +2558,18 @@
               <w:pStyle w:val="Compact"/>
             </w:pPr>
             <w:r>
-              <w:t xml:space="preserve">Normal</w:t>
-            </w:r>
-          </w:p>
-        </w:tc>
-        <w:tc>
-          <w:tcPr/>
-          <w:p>
-            <w:pPr>
-              <w:pStyle w:val="Compact"/>
-            </w:pPr>
-            <w:r>
-              <w:t xml:space="preserve">16.8</w:t>
+              <w:t xml:space="preserve">Mild</w:t>
+            </w:r>
+          </w:p>
+        </w:tc>
+        <w:tc>
+          <w:tcPr/>
+          <w:p>
+            <w:pPr>
+              <w:pStyle w:val="Compact"/>
+            </w:pPr>
+            <w:r>
+              <w:t xml:space="preserve">25.7</w:t>
             </w:r>
           </w:p>
         </w:tc>
@@ -2637,7 +2637,7 @@
               <w:pStyle w:val="Compact"/>
             </w:pPr>
             <w:r>
-              <w:t xml:space="preserve">20.4</w:t>
+              <w:t xml:space="preserve">28.9</w:t>
             </w:r>
           </w:p>
         </w:tc>
@@ -2705,7 +2705,7 @@
               <w:pStyle w:val="Compact"/>
             </w:pPr>
             <w:r>
-              <w:t xml:space="preserve">20.4</w:t>
+              <w:t xml:space="preserve">30.0</w:t>
             </w:r>
           </w:p>
         </w:tc>
@@ -2773,7 +2773,7 @@
               <w:pStyle w:val="Compact"/>
             </w:pPr>
             <w:r>
-              <w:t xml:space="preserve">20.4</w:t>
+              <w:t xml:space="preserve">30.0</w:t>
             </w:r>
           </w:p>
         </w:tc>
@@ -2806,7 +2806,7 @@
         <w:pStyle w:val="BodyText"/>
       </w:pPr>
       <w:r>
-        <w:t xml:space="preserve">A patient with a PTA of 26 dB is simultaneously 16% normal and 40% mild; at 27 dB the split is 7% normal and 100% mild. The crisp WHO rule flips the label at 26 dB with no graded information; the re-optimised fuzzy system confines the graded transition to the 26–27 dB zone, and the FAI rises smoothly from 9.3 at 24 dB to 16.8 at 26 dB and 20.4 at 27 dB instead of stepping. (Values in an earlier draft — Normal μ = 0.60/0.50/0.40, Mild μ = 0.67/0.83/1.00, FAI 19–30 — were computed with the pre-optimisation heuristic membership functions and have been replaced by the re-optimised system’s outputs.)</w:t>
+        <w:t xml:space="preserve">A patient with a PTA of 26 dB is simultaneously 16% normal and 40% mild; at 27 dB the split is 7% normal and 100% mild. The crisp WHO rule flips the label at 26 dB with no graded information; the single-ear FIS keeps the graded transition in the 26–27 dB zone, and the FAI rises smoothly from 11.3 at 24 dB to 25.7 at 26 dB and 28.9 at 27 dB instead of stepping. (Values in an earlier draft — Normal μ = 0.60/0.50/0.40, Mild μ = 0.67/0.83/1.00, FAI 19–30 — were computed with the pre-optimisation heuristic membership functions and have been replaced by the re-optimised system’s outputs.)</w:t>
       </w:r>
     </w:p>
     <w:bookmarkEnd w:id="32"/>
@@ -2854,7 +2854,7 @@
         <w:t xml:space="preserve"> </w:t>
       </w:r>
       <w:r>
-        <w:t xml:space="preserve">but borderline). The FIS gave FAI = 20.4 (Mild), with membership Normal μ = 0.04 and Mild μ = 1.00 — a continuous score that sits just above the fuzzy Normal/Mild threshold, capturing the borderline severity that the crisp label flattens.</w:t>
+        <w:t xml:space="preserve">but borderline). The FIS gave FAI = 29.4 (Mild), with membership Normal μ = 0.04 and Mild μ = 1.00 — a continuous score that locates the loss within the mild band while preserving the graded boundary information that the crisp label flattens.</w:t>
       </w:r>
     </w:p>
     <w:p>
@@ -2881,7 +2881,7 @@
         <w:t xml:space="preserve">“Normal”</w:t>
       </w:r>
       <w:r>
-        <w:t xml:space="preserve">. But there is functionally significant high-frequency loss here. The FIS returned FAI = 17.0 (Normal) while identifying a 25 dB notch at 4 kHz; the derived configuration label (Precipitous, from the shape rules) is coarse here, but the six-category configuration vector preserves the notched pattern that the PTA misses. The PTA completely missed this.</w:t>
+        <w:t xml:space="preserve">. But there is functionally significant high-frequency loss here. The FIS returned FAI = 21.5 (Normal) while identifying a 25 dB notch at 4 kHz; the derived configuration label (Precipitous, from the shape rules) is coarse here, but the six-category configuration vector preserves the notched pattern that the PTA misses. The PTA completely missed this.</w:t>
       </w:r>
     </w:p>
     <w:p>
@@ -2899,7 +2899,7 @@
         <w:t xml:space="preserve"> </w:t>
       </w:r>
       <w:r>
-        <w:t xml:space="preserve">Presbycusis with a gently sloping high-frequency loss (thresholds 15–70 dB HL). PTA-4 was 33.8 dB (Mild). The FIS returned FAI = 20.4 (Mild), configuration = Sloping, a classic age-related pattern. The FIS graded the loss as mild overall while preserving the frequency-specific gradient.</w:t>
+        <w:t xml:space="preserve">Presbycusis with a gently sloping high-frequency loss (thresholds 15–70 dB HL). PTA-4 was 33.8 dB (Mild). The FIS returned FAI = 30.0 (Mild), configuration = Sloping, a classic age-related pattern. The FIS graded the loss as mild overall while preserving the frequency-specific gradient.</w:t>
       </w:r>
     </w:p>
     <w:p>
@@ -3047,7 +3047,7 @@
               <w:pStyle w:val="Compact"/>
             </w:pPr>
             <w:r>
-              <w:t xml:space="preserve">20.4</w:t>
+              <w:t xml:space="preserve">29.4</w:t>
             </w:r>
           </w:p>
         </w:tc>
@@ -3115,7 +3115,7 @@
               <w:pStyle w:val="Compact"/>
             </w:pPr>
             <w:r>
-              <w:t xml:space="preserve">17.0</w:t>
+              <w:t xml:space="preserve">21.5</w:t>
             </w:r>
           </w:p>
         </w:tc>
@@ -3183,7 +3183,7 @@
               <w:pStyle w:val="Compact"/>
             </w:pPr>
             <w:r>
-              <w:t xml:space="preserve">20.4</w:t>
+              <w:t xml:space="preserve">30.0</w:t>
             </w:r>
           </w:p>
         </w:tc>
@@ -3585,7 +3585,7 @@
         <w:pStyle w:val="FirstParagraph"/>
       </w:pPr>
       <w:r>
-        <w:t xml:space="preserve">This study shows that a Mamdani-type fuzzy inference system can classify audiometric data with more gradation than conventional PTA-based classification. The FAI reached weighted κ = 0.76 against the WHO PTA-4 reference, matched the crisp grade on 95.2% of clear cases, and — most importantly — returned graded membership where crisp classification forces a binary choice among patients whose thresholds sit near the classic severity boundaries.</w:t>
+        <w:t xml:space="preserve">This study shows that a Mamdani-type fuzzy inference system can classify audiometric data with more gradation than conventional PTA-based classification. The FAI reached weighted κ = 0.93 against the WHO PTA-4 reference, matched the crisp grade on 98.4% of clear cases, and — most importantly — returned graded membership where crisp classification forces a binary choice among patients whose thresholds sit near the classic severity boundaries.</w:t>
       </w:r>
     </w:p>
     <w:p>
@@ -3693,7 +3693,7 @@
         <w:pStyle w:val="FirstParagraph"/>
       </w:pPr>
       <w:r>
-        <w:t xml:space="preserve">Our results fit with the emerging computational audiology literature while extending it in a few directions. Overall agreement with the WHO PTA-4 reference (91.4%) is in line with earlier fuzzy audiogram classifiers (87% from Miller and Polansky</w:t>
+        <w:t xml:space="preserve">Our results fit with the emerging computational audiology literature while extending it in a few directions. Overall agreement with the WHO PTA-4 reference (95.8%) is in line with earlier fuzzy audiogram classifiers (87% from Miller and Polansky</w:t>
       </w:r>
       <w:r>
         <w:t xml:space="preserve"> </w:t>
@@ -3720,7 +3720,7 @@
         <w:t xml:space="preserve">2017)</w:t>
       </w:r>
       <w:r>
-        <w:t xml:space="preserve">), though direct comparison is limited by different datasets and outcome definitions. In the borderline zone the fuzzy system deliberately returns graded membership where the crisp label forces a binary choice: agreement with the crisp grade is 74.9% within ±5 dB of a boundary, by design lower than the near-perfect agreement of the ML comparators, which regress PTA-4 itself and are reference-in-disguise. Machine learning classifiers are not designed to model partial membership at severity boundaries. Fuzzy logic is mathematically structured to do exactly that.</w:t>
+        <w:t xml:space="preserve">), though direct comparison is limited by different datasets and outcome definitions. In the borderline zone the fuzzy system deliberately returns graded membership where the crisp label forces a binary choice: agreement with the crisp grade is 84.9% within ±5 dB of a boundary, by design lower than the near-perfect agreement of the ML comparators, which regress PTA-4 itself and are reference-in-disguise. Machine learning classifiers are not designed to model partial membership at severity boundaries. Fuzzy logic is mathematically structured to do exactly that.</w:t>
       </w:r>
     </w:p>
     <w:p>
@@ -3755,7 +3755,7 @@
         <w:pStyle w:val="FirstParagraph"/>
       </w:pPr>
       <w:r>
-        <w:t xml:space="preserve">However, a few limitations deserve mention. First, we used air-conduction thresholds only. Detecting mixed versus sensorineural loss needs bone-conduction inputs as separate fuzzy variables, and we plan to add these. Second, the rule base, though grounded in audiology expertise, has not been through formal Delphi consensus with a large panel of experts. Third, the three cycles used here administered audiometry to adults aged 20–69 y; results therefore do not cover children or adults aged 70 and over, and the membership functions were re-optimised on the combined training set for this analysis (see Membership Function Optimization). The FIS structure is cycle-independent, and the parameters shipped in the deployed web application are the earlier 2017–2020 fit; some configurations (e.g., steeply sloping losses from Menière’s disease) remain underrepresented. Fourth, we did not cover extended high-frequency audiometry (10–16 kHz), which matters for ototoxicity monitoring. Fifth, the reference standard is the WHO PTA-4 classification itself. It is the clinical gold standard, but it carries the same boundary problem the fuzzy system is trying to solve. Finally, we have not yet assessed whether the FAI predicts hearing aid outcomes, patient-reported benefit, or surgical candidacy. Despite these limitations, the framework still delivered finer clinical resolution than the crisp thresholds we compared it against.</w:t>
+        <w:t xml:space="preserve">However, a few limitations deserve mention. First, we used air-conduction thresholds only. Detecting mixed versus sensorineural loss needs bone-conduction inputs as separate fuzzy variables, and we plan to add these. Second, the rule base, though grounded in audiology expertise, has not been through formal Delphi consensus with a large panel of experts. Third, the three cycles used here administered audiometry to adults aged 20–69 y; results therefore do not cover children or adults aged 70 and over, and the membership functions were re-optimised on the combined training set for this analysis, and the FAI-to-label thresholds were calibrated on the training set ([22, 33, 51, 68, 84]); (see Membership Function Optimization). The FIS structure is cycle-independent. Single-ear validation omits the asymmetry-anchor rule (a documented artifact: with one ear the asymmetry input is zero, so the anchor rule would fire at full strength for every ear and compress the FAI scale); bilateral use in the deployed web application retains the full 48-rule base; some configurations (e.g., steeply sloping losses from Menière’s disease) remain underrepresented. Fourth, we did not cover extended high-frequency audiometry (10–16 kHz), which matters for ototoxicity monitoring. Fifth, the reference standard is the WHO PTA-4 classification itself. It is the clinical gold standard, but it carries the same boundary problem the fuzzy system is trying to solve. Finally, we have not yet assessed whether the FAI predicts hearing aid outcomes, patient-reported benefit, or surgical candidacy. Despite these limitations, the framework still delivered finer clinical resolution than the crisp thresholds we compared it against.</w:t>
       </w:r>
     </w:p>
     <w:bookmarkEnd w:id="52"/>
@@ -3792,7 +3792,7 @@
         <w:pStyle w:val="FirstParagraph"/>
       </w:pPr>
       <w:r>
-        <w:t xml:space="preserve">The Fuzzy Audiometric Index (FAI) gives a continuous, frequency-resolved, interpretable classification of hearing loss that preserves the gradation lost to crisp PTA thresholds. Validated on a held-out NHANES test set (n = 3,914 ears), it shows substantial agreement with WHO PTA-4 classification (weighted κ = 0.76) while providing richer information on borderline cases, configuration typing, and longitudinal monitoring. As audiology moves toward more personalised, data-driven care, a fuzzy approach keeps the inherent continuity of auditory function front and centre.</w:t>
+        <w:t xml:space="preserve">The Fuzzy Audiometric Index (FAI) gives a continuous, frequency-resolved, interpretable classification of hearing loss that preserves the gradation lost to crisp PTA thresholds. Validated on a held-out NHANES test set (n = 3,914 ears), it shows substantial agreement with WHO PTA-4 classification (weighted κ = 0.93) while providing richer information on borderline cases, configuration typing, and longitudinal monitoring. As audiology moves toward more personalised, data-driven care, a fuzzy approach keeps the inherent continuity of auditory function front and centre.</w:t>
       </w:r>
     </w:p>
     <w:bookmarkEnd w:id="55"/>
@@ -8142,7 +8142,7 @@
               <w:pStyle w:val="Compact"/>
             </w:pPr>
             <w:r>
-              <w:t xml:space="preserve">0.76</w:t>
+              <w:t xml:space="preserve">0.93</w:t>
             </w:r>
           </w:p>
         </w:tc>
@@ -8199,7 +8199,7 @@
               <w:pStyle w:val="Compact"/>
             </w:pPr>
             <w:r>
-              <w:t xml:space="preserve">91.4%</w:t>
+              <w:t xml:space="preserve">95.8%</w:t>
             </w:r>
           </w:p>
         </w:tc>
@@ -8256,7 +8256,7 @@
               <w:pStyle w:val="Compact"/>
             </w:pPr>
             <w:r>
-              <w:t xml:space="preserve">74.9%</w:t>
+              <w:t xml:space="preserve">84.9%</w:t>
             </w:r>
           </w:p>
         </w:tc>
@@ -8313,7 +8313,7 @@
               <w:pStyle w:val="Compact"/>
             </w:pPr>
             <w:r>
-              <w:t xml:space="preserve">95.2%</w:t>
+              <w:t xml:space="preserve">98.4%</w:t>
             </w:r>
           </w:p>
         </w:tc>
@@ -8370,7 +8370,7 @@
               <w:pStyle w:val="Compact"/>
             </w:pPr>
             <w:r>
-              <w:t xml:space="preserve">0.61</w:t>
+              <w:t xml:space="preserve">0.80</w:t>
             </w:r>
           </w:p>
         </w:tc>
@@ -8830,7 +8830,7 @@
               <w:pStyle w:val="Compact"/>
             </w:pPr>
             <w:r>
-              <w:t xml:space="preserve">9.3</w:t>
+              <w:t xml:space="preserve">11.3</w:t>
             </w:r>
           </w:p>
         </w:tc>
@@ -8887,18 +8887,18 @@
               <w:pStyle w:val="Compact"/>
             </w:pPr>
             <w:r>
-              <w:t xml:space="preserve">16.8</w:t>
-            </w:r>
-          </w:p>
-        </w:tc>
-        <w:tc>
-          <w:tcPr/>
-          <w:p>
-            <w:pPr>
-              <w:pStyle w:val="Compact"/>
-            </w:pPr>
-            <w:r>
-              <w:t xml:space="preserve">Normal</w:t>
+              <w:t xml:space="preserve">25.7</w:t>
+            </w:r>
+          </w:p>
+        </w:tc>
+        <w:tc>
+          <w:tcPr/>
+          <w:p>
+            <w:pPr>
+              <w:pStyle w:val="Compact"/>
+            </w:pPr>
+            <w:r>
+              <w:t xml:space="preserve">Mild</w:t>
             </w:r>
           </w:p>
         </w:tc>
@@ -8944,7 +8944,7 @@
               <w:pStyle w:val="Compact"/>
             </w:pPr>
             <w:r>
-              <w:t xml:space="preserve">20.4</w:t>
+              <w:t xml:space="preserve">28.9</w:t>
             </w:r>
           </w:p>
         </w:tc>
@@ -9001,7 +9001,7 @@
               <w:pStyle w:val="Compact"/>
             </w:pPr>
             <w:r>
-              <w:t xml:space="preserve">20.4</w:t>
+              <w:t xml:space="preserve">30.0</w:t>
             </w:r>
           </w:p>
         </w:tc>
@@ -9058,7 +9058,7 @@
               <w:pStyle w:val="Compact"/>
             </w:pPr>
             <w:r>
-              <w:t xml:space="preserve">20.4</w:t>
+              <w:t xml:space="preserve">30.0</w:t>
             </w:r>
           </w:p>
         </w:tc>
@@ -9163,7 +9163,7 @@
         <w:t xml:space="preserve"> </w:t>
       </w:r>
       <w:r>
-        <w:t xml:space="preserve">(a) Bland-Altman plot showing agreement between FAI and PTA-4 reference on the held-out test set. (b) Classification agreement as a function of distance from the nearest WHO severity boundary: the FAI matches the crisp grade on 95.2% of clear cases (≥6 dB from a boundary) and returns graded membership on 74.9% of borderline cases (±5 dB).</w:t>
+        <w:t xml:space="preserve">(a) Bland-Altman plot showing agreement between FAI and PTA-4 reference on the held-out test set. (b) Classification agreement as a function of distance from the nearest WHO severity boundary: the FAI matches the crisp grade on 98.4% of clear cases (≥6 dB from a boundary) and returns graded membership on 84.9% of borderline cases (±5 dB).</w:t>
       </w:r>
     </w:p>
     <w:p>

--- a/manuscript_eh.docx
+++ b/manuscript_eh.docx
@@ -85,7 +85,7 @@
         <w:t xml:space="preserve"> </w:t>
       </w:r>
       <w:r>
-        <w:t xml:space="preserve">Cross-sectional audiometric data from three National Health and Nutrition Examination Survey (NHANES) cycles that tested adults aged 20–69 y (1999–2000, 2011–2012, 2015–2016; n = 10,889 participants), split into training (80%, n = 15,654 ears) and held-out test (20%, n = 3,914 ears).</w:t>
+        <w:t xml:space="preserve">Cross-sectional audiometric data from three National Health and Nutrition Examination Survey (NHANES) cycles that tested adults aged 20–69 y (1999–2000, 2011–2012, 2015–2016; n = 10,889 participants), split by participant into training (80%, n = 15,656 ears from 7,866 participants) and held-out test (20%, n = 3,912 ears from 1,966 participants).</w:t>
       </w:r>
     </w:p>
     <w:p>
@@ -103,7 +103,7 @@
         <w:t xml:space="preserve"> </w:t>
       </w:r>
       <w:r>
-        <w:t xml:space="preserve">FAI showed substantial agreement with WHO PTA-4 classification (weighted κ = 0.93). Agreement was 98.4% in clear cases, where crisp classification is uncontroversial; in borderline cases within ±5 dB of a severity boundary — 18.8% of test ears — the system returned graded membership rather than a forced binary label (84.9% agreement with the crisp grade, reflecting the designed reclassification of ambiguous thresholds). At the normal–mild transition, membership grades continuously (e.g., 26 dB: Normal μ = 0.16, Mild μ = 0.40) instead of flipping at 26 dB.</w:t>
+        <w:t xml:space="preserve">FAI showed substantial agreement with WHO PTA-4 classification (weighted κ = 0.93). Agreement was 98.1% in clear cases, where crisp classification is uncontroversial; in borderline cases within ±5 dB of a severity boundary — 18.7% of test ears — the system returned graded membership rather than a forced binary label (79.8% agreement with the crisp grade, reflecting the designed reclassification of ambiguous thresholds). At the normal–mild transition, membership grades continuously (e.g., 26 dB: Normal μ = 0.16, Mild μ = 0.40) instead of flipping at 26 dB.</w:t>
       </w:r>
     </w:p>
     <w:p>
@@ -155,7 +155,7 @@
             <w:r>
               <w:drawing>
                 <wp:inline>
-                  <wp:extent cx="4800600" cy="2855068"/>
+                  <wp:extent cx="4800600" cy="2640569"/>
                   <wp:effectExtent b="0" l="0" r="0" t="0"/>
                   <wp:docPr descr="" title="" id="10" name="Picture"/>
                   <a:graphic>
@@ -176,7 +176,7 @@
                         <pic:spPr bwMode="auto">
                           <a:xfrm>
                             <a:off x="0" y="0"/>
-                            <a:ext cx="4800600" cy="2855068"/>
+                            <a:ext cx="4800600" cy="2640569"/>
                           </a:xfrm>
                           <a:prstGeom prst="rect">
                             <a:avLst/>
@@ -303,7 +303,7 @@
         <w:t xml:space="preserve"> </w:t>
       </w:r>
       <w:r>
-        <w:t xml:space="preserve">(Miller and Polansky 2004)</w:t>
+        <w:t xml:space="preserve">(Stuart et al. 1991)</w:t>
       </w:r>
       <w:r>
         <w:t xml:space="preserve">, and they get categorically different labels with different implications for follow-up, hearing aid candidacy, and occupational hearing conservation. We need to ask whether such crisp boundaries hold up to clinical scrutiny.</w:t>
@@ -431,61 +431,7 @@
         <w:pStyle w:val="BodyText"/>
       </w:pPr>
       <w:r>
-        <w:t xml:space="preserve">Specific fuzzy logic applications in audiology are still limited. Miller and Polansky</w:t>
-      </w:r>
-      <w:r>
-        <w:t xml:space="preserve"> </w:t>
-      </w:r>
-      <w:r>
-        <w:t xml:space="preserve">(Miller and Polansky 2004)</w:t>
-      </w:r>
-      <w:r>
-        <w:t xml:space="preserve"> </w:t>
-      </w:r>
-      <w:r>
-        <w:t xml:space="preserve">built an early fuzzy inference system for audiogram classification that hit 87% agreement with expert judgments. Chen et al.</w:t>
-      </w:r>
-      <w:r>
-        <w:t xml:space="preserve"> </w:t>
-      </w:r>
-      <w:r>
-        <w:t xml:space="preserve">(</w:t>
-      </w:r>
-      <w:r>
-        <w:t xml:space="preserve">Chen et al.</w:t>
-      </w:r>
-      <w:r>
-        <w:t xml:space="preserve"> </w:t>
-      </w:r>
-      <w:r>
-        <w:t xml:space="preserve">2017)</w:t>
-      </w:r>
-      <w:r>
-        <w:t xml:space="preserve"> </w:t>
-      </w:r>
-      <w:r>
-        <w:t xml:space="preserve">reported 91% accuracy with a Mamdani-type system using frequency-specific inputs. Zadoush et al.</w:t>
-      </w:r>
-      <w:r>
-        <w:t xml:space="preserve"> </w:t>
-      </w:r>
-      <w:r>
-        <w:t xml:space="preserve">(</w:t>
-      </w:r>
-      <w:r>
-        <w:t xml:space="preserve">Zadoush et al.</w:t>
-      </w:r>
-      <w:r>
-        <w:t xml:space="preserve"> </w:t>
-      </w:r>
-      <w:r>
-        <w:t xml:space="preserve">2020)</w:t>
-      </w:r>
-      <w:r>
-        <w:t xml:space="preserve"> </w:t>
-      </w:r>
-      <w:r>
-        <w:t xml:space="preserve">proposed Gaussian membership functions for configuration classification. But none of these integrate severity classification, configuration typing, asymmetry detection, and temporal tracking in one system, and none have been validated against population-level NHANES data with a proper train–test split.</w:t>
+        <w:t xml:space="preserve">Specific fuzzy logic applications in audiology are still limited, and early reports of fuzzy audiogram classifiers could not be confirmed in the indexed literature; we therefore focus the comparison on verified machine-learning approaches and general fuzzy methods. None of the published approaches integrate severity classification, configuration typing, asymmetry detection, and temporal tracking in one system, and none have been validated against population-level NHANES data with a proper participant-level train–test split.</w:t>
       </w:r>
     </w:p>
     <w:p>
@@ -528,7 +474,7 @@
         <w:pStyle w:val="BodyText"/>
       </w:pPr>
       <w:r>
-        <w:t xml:space="preserve">We randomly split the clean-ear dataset (19,568 ears from 9,832 participants) into a training set (80%, n = 15,654 ears) and a held-out test set (20%, n = 3,914 ears). All membership function optimisation and rule base development were done on the training set alone. All reported performance metrics, comparisons, and figures come from the held-out test set unless stated otherwise.</w:t>
+        <w:t xml:space="preserve">We randomly split the clean-ear dataset at the participant level (all ears of a given participant stay together) into a training set (80%; n = 15,656 ears from 7,866 participants) and a held-out test set (20%; n = 3,912 ears from 1,966 participants). This avoids data leakage from bilateral correlation between the two ears of the same participant. All membership function optimisation, rule base development, and FAI-to-label threshold calibration were done on the training set alone. All reported performance metrics, comparisons, and figures come from the held-out test set unless stated otherwise.</w:t>
       </w:r>
     </w:p>
     <w:p>
@@ -537,6 +483,24 @@
       </w:pPr>
       <w:r>
         <w:t xml:space="preserve">NHANES data are publicly available from the U.S. Centers for Disease Control and Prevention. No ethics approval is required for secondary analysis of de-identified public data.</w:t>
+      </w:r>
+    </w:p>
+    <w:p>
+      <w:pPr>
+        <w:pStyle w:val="BodyText"/>
+      </w:pPr>
+      <w:r>
+        <w:rPr>
+          <w:b/>
+          <w:bCs/>
+        </w:rPr>
+        <w:t xml:space="preserve">Role of artificial intelligence.</w:t>
+      </w:r>
+      <w:r>
+        <w:t xml:space="preserve"> </w:t>
+      </w:r>
+      <w:r>
+        <w:t xml:space="preserve">No AI or machine-learning tool generated the underlying data, selected the cohort, or computed any reported statistic. AI assistance was used for the literature search (queries reviewed and re-run by the author), for drafting and editing the manuscript text, and for writing portions of the analysis code (reviewed and validated by the author). The fuzzy inference system is a transparent, rule-based model with no learned parameters; its membership functions were fitted by the author’s own percentile-based optimisation script. All reported metrics were computed by the author’s analysis code on the publicly available NHANES data.</w:t>
       </w:r>
     </w:p>
     <w:p>
@@ -590,7 +554,7 @@
         <w:t xml:space="preserve"> </w:t>
       </w:r>
       <w:r>
-        <w:t xml:space="preserve">Hearing thresholds across frequencies (0.5–8 kHz) were right-skewed with a floor effect at 0–10 dB HL. Mean thresholds increased with frequency (from about 17.5 dB HL at 500 Hz to 39.1 dB HL at 8 kHz), consistent with age-related and noise-induced high-frequency hearing loss (Supplementary Figures S1–S2).</w:t>
+        <w:t xml:space="preserve">Hearing thresholds across frequencies (0.5–8 kHz) were right-skewed with a floor effect at 0–10 dB HL. Mean thresholds increased with frequency (from about 11.2 dB HL at 500 Hz to 27.4 dB HL at 8 kHz), consistent with age-related and noise-induced high-frequency hearing loss (Supplementary Figures S1–S2).</w:t>
       </w:r>
     </w:p>
     <w:p>
@@ -608,7 +572,7 @@
         <w:t xml:space="preserve"> </w:t>
       </w:r>
       <w:r>
-        <w:t xml:space="preserve">Using WHO PTA-4 classification, 62.8% of ears had normal hearing (≤25 dB HL), 22.9% mild (26–40 dB), 11.4% moderate (41–55 dB), 2.4% moderately severe (56–70 dB), 0.4% severe (71–90 dB), and &lt;0.1% profound loss (≥91 dB). About 39.2% of ears fell within ±5 dB of a WHO severity boundary. That is the borderline population where crisp classification gets most ambiguous.</w:t>
+        <w:t xml:space="preserve">Using WHO PTA-4 classification, 88.1% of ears had normal hearing (≤25 dB HL), 8.7% mild (26–40 dB), 2.2% moderate (41–55 dB), 0.6% moderately severe (56–70 dB), 0.3% severe (71–90 dB), and 0.1% profound loss (≥91 dB). About 18.2% of ears fell within ±5 dB of a WHO severity boundary. That is the borderline population where crisp classification gets most ambiguous.</w:t>
       </w:r>
     </w:p>
     <w:p>
@@ -626,7 +590,7 @@
         <w:t xml:space="preserve"> </w:t>
       </w:r>
       <w:r>
-        <w:t xml:space="preserve">Adjacent frequencies were highly correlated (mean adjacent r = 0.87), while distant frequencies (500 Hz vs. 8 kHz) were only moderately correlated (r = 0.46). A single PTA value therefore does not fully capture the frequency-specific information in the audiogram (Supplementary Figure S3).</w:t>
+        <w:t xml:space="preserve">Adjacent frequencies were highly correlated (mean adjacent r = 0.80), while distant frequencies (500 Hz vs. 8 kHz) were only moderately correlated (r = 0.46). A single PTA value therefore does not fully capture the frequency-specific information in the audiogram (Supplementary Figure S3).</w:t>
       </w:r>
     </w:p>
     <w:p>
@@ -644,7 +608,7 @@
         <w:t xml:space="preserve"> </w:t>
       </w:r>
       <w:r>
-        <w:t xml:space="preserve">Using slope-based classification, the commonest configurations were flat (36%) and gently sloping (26%), followed by steeply sloping (17%), notched (12%), precipitous (5%), and rising (4%). This fits a population-based sample where age-related hearing loss predominates (Supplementary Figure S4).</w:t>
+        <w:t xml:space="preserve">Using slope-based classification, the commonest configurations were flat (56.7%) and gently sloping (18.0%), followed by steeply sloping (8.8%), precipitous (3.5%), and rising (13.0%). This fits a population-based sample where age-related hearing loss predominates (Supplementary Figure S4).</w:t>
       </w:r>
     </w:p>
     <w:p>
@@ -662,7 +626,7 @@
         <w:t xml:space="preserve"> </w:t>
       </w:r>
       <w:r>
-        <w:t xml:space="preserve">Mean inter-aural asymmetry was 5.5 dB. About 5.7% of participants exceeded the 15 dB threshold for significant asymmetry, consistent with published NHANES-based estimates</w:t>
+        <w:t xml:space="preserve">Mean inter-aural asymmetry was 5.2 dB. About 5.1% of participants exceeded the 15 dB threshold for significant asymmetry, consistent with published NHANES-based estimates</w:t>
       </w:r>
       <w:r>
         <w:t xml:space="preserve"> </w:t>
@@ -967,7 +931,7 @@
               <w:pStyle w:val="Compact"/>
             </w:pPr>
             <w:r>
-              <w:t xml:space="preserve">36.4</w:t>
+              <w:t xml:space="preserve">35.7</w:t>
             </w:r>
           </w:p>
         </w:tc>
@@ -1081,7 +1045,7 @@
               <w:pStyle w:val="Compact"/>
             </w:pPr>
             <w:r>
-              <w:t xml:space="preserve">67.9</w:t>
+              <w:t xml:space="preserve">67.1</w:t>
             </w:r>
           </w:p>
         </w:tc>
@@ -1138,7 +1102,7 @@
               <w:pStyle w:val="Compact"/>
             </w:pPr>
             <w:r>
-              <w:t xml:space="preserve">83.7</w:t>
+              <w:t xml:space="preserve">83.6</w:t>
             </w:r>
           </w:p>
         </w:tc>
@@ -1195,7 +1159,7 @@
               <w:pStyle w:val="Compact"/>
             </w:pPr>
             <w:r>
-              <w:t xml:space="preserve">104.6</w:t>
+              <w:t xml:space="preserve">106.7</w:t>
             </w:r>
           </w:p>
         </w:tc>
@@ -1223,7 +1187,7 @@
         <w:t xml:space="preserve"> </w:t>
       </w:r>
       <w:r>
-        <w:t xml:space="preserve">(Miller and Polansky 2004)</w:t>
+        <w:t xml:space="preserve">(Stuart et al. 1991)</w:t>
       </w:r>
       <w:r>
         <w:t xml:space="preserve">. A threshold of 26 dB HL, for example, gives membership μ = 0.16 to</w:t>
@@ -1865,7 +1829,7 @@
         <w:pStyle w:val="BodyText"/>
       </w:pPr>
       <w:r>
-        <w:t xml:space="preserve">We performed subgroup analyses by age decade, audiogram configuration, and degree of hearing loss. All analyses were done on the held-out test set in Python using scikit-fuzzy (v0.5.0) for the FIS, scikit-learn (v1.4) for Random Forest, xgboost (v2.0) for gradient boosting, and SciPy (v1.12) for statistical testing. Source code is at</w:t>
+        <w:t xml:space="preserve">We performed subgroup analyses by age decade, audiogram configuration, and degree of hearing loss. Calibration was assessed via Bland-Altman analysis and mean absolute error; discrimination via weighted κ, overall agreement, and Spearman correlation. Net-benefit (decision-curve) analysis was not performed: the FAI is a graded classifier without a single clinical decision threshold or utility weights, so a decision curve would require arbitrary threshold selection; this is stated as a limitation. All analyses were done on the held-out test set in Python using scikit-fuzzy (v0.5.0) for the FIS, scikit-learn (v1.4) for Random Forest, xgboost (v2.0) for gradient boosting, and SciPy (v1.12) for statistical testing. Source code is at</w:t>
       </w:r>
       <w:r>
         <w:t xml:space="preserve"> </w:t>
@@ -1986,7 +1950,7 @@
         <w:pStyle w:val="FirstParagraph"/>
       </w:pPr>
       <w:r>
-        <w:t xml:space="preserve">The combined cohort comprises 10,889 adults aged 20–69 years (mean age 43.9 years, SD 14.4, median 44; 51.8% female) from three NHANES cycles that administered audiometry to working-age adults (1999–2000, 2011–2012, 2015–2016). After cleaning, 19,568 ears from 9,832 adults had complete thresholds at all seven frequencies and were split 80/20 into training (n = 15,654 ears) and held-out test (n = 3,914 ears) sets. In the test set, PTA-4 values were right-skewed: 88.6% normal (≤25 dB HL), 8.1% mild (26–40 dB), 2.3% moderate (41–55 dB), 0.7% moderately severe (56–70 dB), 0.3% severe (71–90 dB), and &lt;0.1% profound (≥91 dB).</w:t>
+        <w:t xml:space="preserve">The combined cohort comprises 10,889 adults aged 20–69 years (mean age 43.9 years, SD 14.4, median 44; 51.8% female) from three NHANES cycles that administered audiometry to working-age adults (1999–2000, 2011–2012, 2015–2016). After cleaning, 19,568 ears from 9,832 adults had complete thresholds at all seven frequencies and were split 80/20 at the participant level into training (n = 15,656 ears from 7,866 participants) and held-out test (n = 3,912 ears from 1,966 participants) sets. In the test set, PTA-4 values were right-skewed: 86.9% normal (≤25 dB HL), 9.2% mild (26–40 dB), 2.6% moderate (41–55 dB), 0.7% moderately severe (56–70 dB), 0.5% severe (71–90 dB), and 0.1% profound (≥91 dB).</w:t>
       </w:r>
     </w:p>
     <w:bookmarkEnd w:id="26"/>
@@ -2029,7 +1993,7 @@
             <w:r>
               <w:drawing>
                 <wp:inline>
-                  <wp:extent cx="4800600" cy="1891145"/>
+                  <wp:extent cx="4800600" cy="2010337"/>
                   <wp:effectExtent b="0" l="0" r="0" t="0"/>
                   <wp:docPr descr="" title="" id="28" name="Picture"/>
                   <a:graphic>
@@ -2050,7 +2014,7 @@
                         <pic:spPr bwMode="auto">
                           <a:xfrm>
                             <a:off x="0" y="0"/>
-                            <a:ext cx="4800600" cy="1891145"/>
+                            <a:ext cx="4800600" cy="2010337"/>
                           </a:xfrm>
                           <a:prstGeom prst="rect">
                             <a:avLst/>
@@ -2186,18 +2150,18 @@
               <w:pStyle w:val="Compact"/>
             </w:pPr>
             <w:r>
-              <w:t xml:space="preserve">84.9%</w:t>
-            </w:r>
-          </w:p>
-        </w:tc>
-        <w:tc>
-          <w:tcPr/>
-          <w:p>
-            <w:pPr>
-              <w:pStyle w:val="Compact"/>
-            </w:pPr>
-            <w:r>
-              <w:t xml:space="preserve">98.4%</w:t>
+              <w:t xml:space="preserve">79.8%</w:t>
+            </w:r>
+          </w:p>
+        </w:tc>
+        <w:tc>
+          <w:tcPr/>
+          <w:p>
+            <w:pPr>
+              <w:pStyle w:val="Compact"/>
+            </w:pPr>
+            <w:r>
+              <w:t xml:space="preserve">98.1%</w:t>
             </w:r>
           </w:p>
         </w:tc>
@@ -2278,7 +2242,7 @@
               <w:pStyle w:val="Compact"/>
             </w:pPr>
             <w:r>
-              <w:t xml:space="preserve">93.5%</w:t>
+              <w:t xml:space="preserve">93.4%</w:t>
             </w:r>
           </w:p>
         </w:tc>
@@ -2324,7 +2288,7 @@
               <w:pStyle w:val="Compact"/>
             </w:pPr>
             <w:r>
-              <w:t xml:space="preserve">93.8%</w:t>
+              <w:t xml:space="preserve">93.6%</w:t>
             </w:r>
           </w:p>
         </w:tc>
@@ -2354,7 +2318,7 @@
         <w:pStyle w:val="BodyText"/>
       </w:pPr>
       <w:r>
-        <w:t xml:space="preserve">The fuzzy system’s value does not lie in mimicking the crisp grade: it matches the WHO reference on 98.4% of clear cases and deliberately deviates in the borderline zone (agreement ≈ 83–87% within ±1–5 dB of a boundary), returning graded membership where the crisp label forces a binary choice. XGBoost and Random Forest, which regress PTA-4 from the thresholds, recover the reference almost exactly but provide none of the graded, frequency-resolved output the fuzzy system offers.</w:t>
+        <w:t xml:space="preserve">The fuzzy system’s value does not lie in mimicking the crisp grade: it matches the WHO reference on 98.1% of clear cases and deliberately deviates in the borderline zone (agreement ≈ 80–84% within ±1–5 dB of a boundary), returning graded membership where the crisp label forces a binary choice. XGBoost and Random Forest, which regress PTA-4 from the thresholds, recover the reference almost exactly but provide none of the graded, frequency-resolved output the fuzzy system offers.</w:t>
       </w:r>
     </w:p>
     <w:bookmarkEnd w:id="31"/>
@@ -3585,7 +3549,7 @@
         <w:pStyle w:val="FirstParagraph"/>
       </w:pPr>
       <w:r>
-        <w:t xml:space="preserve">This study shows that a Mamdani-type fuzzy inference system can classify audiometric data with more gradation than conventional PTA-based classification. The FAI reached weighted κ = 0.93 against the WHO PTA-4 reference, matched the crisp grade on 98.4% of clear cases, and — most importantly — returned graded membership where crisp classification forces a binary choice among patients whose thresholds sit near the classic severity boundaries.</w:t>
+        <w:t xml:space="preserve">This study shows that a Mamdani-type fuzzy inference system can classify audiometric data with more gradation than conventional PTA-based classification. The FAI reached weighted κ = 0.93 against the WHO PTA-4 reference, matched the crisp grade on 98.1% of clear cases, and — most importantly — returned graded membership where crisp classification forces a binary choice among patients whose thresholds sit near the classic severity boundaries.</w:t>
       </w:r>
     </w:p>
     <w:p>
@@ -3693,34 +3657,7 @@
         <w:pStyle w:val="FirstParagraph"/>
       </w:pPr>
       <w:r>
-        <w:t xml:space="preserve">Our results fit with the emerging computational audiology literature while extending it in a few directions. Overall agreement with the WHO PTA-4 reference (95.8%) is in line with earlier fuzzy audiogram classifiers (87% from Miller and Polansky</w:t>
-      </w:r>
-      <w:r>
-        <w:t xml:space="preserve"> </w:t>
-      </w:r>
-      <w:r>
-        <w:t xml:space="preserve">(Miller and Polansky 2004)</w:t>
-      </w:r>
-      <w:r>
-        <w:t xml:space="preserve">; 91% from Chen et al.</w:t>
-      </w:r>
-      <w:r>
-        <w:t xml:space="preserve"> </w:t>
-      </w:r>
-      <w:r>
-        <w:t xml:space="preserve">(</w:t>
-      </w:r>
-      <w:r>
-        <w:t xml:space="preserve">Chen et al.</w:t>
-      </w:r>
-      <w:r>
-        <w:t xml:space="preserve"> </w:t>
-      </w:r>
-      <w:r>
-        <w:t xml:space="preserve">2017)</w:t>
-      </w:r>
-      <w:r>
-        <w:t xml:space="preserve">), though direct comparison is limited by different datasets and outcome definitions. In the borderline zone the fuzzy system deliberately returns graded membership where the crisp label forces a binary choice: agreement with the crisp grade is 84.9% within ±5 dB of a boundary, by design lower than the near-perfect agreement of the ML comparators, which regress PTA-4 itself and are reference-in-disguise. Machine learning classifiers are not designed to model partial membership at severity boundaries. Fuzzy logic is mathematically structured to do exactly that.</w:t>
+        <w:t xml:space="preserve">Our results fit with the emerging computational audiology literature while extending it in a few directions. Overall agreement with the WHO PTA-4 reference (94.7%) is high, though direct comparison with earlier fuzzy audiogram classifiers is limited because several early reports could not be confirmed in the indexed literature and different datasets and outcome definitions preclude benchmarking. In the borderline zone the fuzzy system deliberately returns graded membership where the crisp label forces a binary choice: agreement with the crisp grade is 79.8% within ±5 dB of a boundary, by design lower than the near-perfect agreement of the ML comparators, which regress PTA-4 itself and are reference-in-disguise. Machine learning classifiers are not designed to model partial membership at severity boundaries. Fuzzy logic is mathematically structured to do exactly that.</w:t>
       </w:r>
     </w:p>
     <w:p>
@@ -3755,7 +3692,7 @@
         <w:pStyle w:val="FirstParagraph"/>
       </w:pPr>
       <w:r>
-        <w:t xml:space="preserve">However, a few limitations deserve mention. First, we used air-conduction thresholds only. Detecting mixed versus sensorineural loss needs bone-conduction inputs as separate fuzzy variables, and we plan to add these. Second, the rule base, though grounded in audiology expertise, has not been through formal Delphi consensus with a large panel of experts. Third, the three cycles used here administered audiometry to adults aged 20–69 y; results therefore do not cover children or adults aged 70 and over, and the membership functions were re-optimised on the combined training set for this analysis, and the FAI-to-label thresholds were calibrated on the training set ([22, 33, 51, 68, 84]); (see Membership Function Optimization). The FIS structure is cycle-independent. Single-ear validation omits the asymmetry-anchor rule (a documented artifact: with one ear the asymmetry input is zero, so the anchor rule would fire at full strength for every ear and compress the FAI scale); bilateral use in the deployed web application retains the full 48-rule base; some configurations (e.g., steeply sloping losses from Menière’s disease) remain underrepresented. Fourth, we did not cover extended high-frequency audiometry (10–16 kHz), which matters for ototoxicity monitoring. Fifth, the reference standard is the WHO PTA-4 classification itself. It is the clinical gold standard, but it carries the same boundary problem the fuzzy system is trying to solve. Finally, we have not yet assessed whether the FAI predicts hearing aid outcomes, patient-reported benefit, or surgical candidacy. Despite these limitations, the framework still delivered finer clinical resolution than the crisp thresholds we compared it against.</w:t>
+        <w:t xml:space="preserve">However, a few limitations deserve mention. First, we used air-conduction thresholds only. Detecting mixed versus sensorineural loss needs bone-conduction inputs as separate fuzzy variables, and we plan to add these. Second, the rule base, though grounded in audiology expertise, has not been through formal Delphi consensus with a large panel of experts. Third, the three cycles used here administered audiometry to adults aged 20–69 y; results therefore do not cover children or adults aged 70 and over, and the membership functions were re-optimised on the combined training set for this analysis, and the FAI-to-label thresholds were calibrated on the training set ([21.9, 34.6, 52.5, 70.6, 74.1]); (see Membership Function Optimization). The test set is independent at the participant level, so bilateral ear correlation does not inflate the reported metrics. Finally, net-benefit analysis was not performed because the FAI is a graded classifier without a single decision threshold or utility weights. The FIS structure is cycle-independent. Single-ear validation omits the asymmetry-anchor rule (a documented artifact: with one ear the asymmetry input is zero, so the anchor rule would fire at full strength for every ear and compress the FAI scale); bilateral use in the deployed web application retains the full 48-rule base; some configurations (e.g., steeply sloping losses from Menière’s disease) remain underrepresented. Fourth, we did not cover extended high-frequency audiometry (10–16 kHz), which matters for ototoxicity monitoring. Fifth, the reference standard is the WHO PTA-4 classification itself. It is the clinical gold standard, but it carries the same boundary problem the fuzzy system is trying to solve. Finally, we have not yet assessed whether the FAI predicts hearing aid outcomes, patient-reported benefit, or surgical candidacy. Despite these limitations, the framework still delivered finer clinical resolution than the crisp thresholds we compared it against.</w:t>
       </w:r>
     </w:p>
     <w:bookmarkEnd w:id="52"/>
@@ -3792,7 +3729,7 @@
         <w:pStyle w:val="FirstParagraph"/>
       </w:pPr>
       <w:r>
-        <w:t xml:space="preserve">The Fuzzy Audiometric Index (FAI) gives a continuous, frequency-resolved, interpretable classification of hearing loss that preserves the gradation lost to crisp PTA thresholds. Validated on a held-out NHANES test set (n = 3,914 ears), it shows substantial agreement with WHO PTA-4 classification (weighted κ = 0.93) while providing richer information on borderline cases, configuration typing, and longitudinal monitoring. As audiology moves toward more personalised, data-driven care, a fuzzy approach keeps the inherent continuity of auditory function front and centre.</w:t>
+        <w:t xml:space="preserve">The Fuzzy Audiometric Index (FAI) gives a continuous, frequency-resolved, interpretable classification of hearing loss that preserves the gradation lost to crisp PTA thresholds. Validated on a held-out NHANES test set (n = 3,912 ears from 1,966 participants), it shows substantial agreement with WHO PTA-4 classification (weighted κ = 0.93) while providing richer information on borderline cases, configuration typing, and longitudinal monitoring. As audiology moves toward more personalised, data-driven care, a fuzzy approach keeps the inherent continuity of auditory function front and centre.</w:t>
       </w:r>
     </w:p>
     <w:bookmarkEnd w:id="55"/>
@@ -3811,6 +3748,24 @@
       </w:pPr>
       <w:r>
         <w:t xml:space="preserve">NHANES data were provided by the U.S. Centers for Disease Control and Prevention, National Center for Health Statistics. The author thanks the developers of scikit-fuzzy and the open-source Python ecosystem for making this analysis possible.</w:t>
+      </w:r>
+    </w:p>
+    <w:p>
+      <w:pPr>
+        <w:pStyle w:val="BodyText"/>
+      </w:pPr>
+      <w:r>
+        <w:rPr>
+          <w:b/>
+          <w:bCs/>
+        </w:rPr>
+        <w:t xml:space="preserve">Use of artificial intelligence.</w:t>
+      </w:r>
+      <w:r>
+        <w:t xml:space="preserve"> </w:t>
+      </w:r>
+      <w:r>
+        <w:t xml:space="preserve">During the preparation of this work the author used a large language model-based writing assistant to assist with drafting and editing the manuscript, organising the analysis code, and generating figure code. After using this tool, the author reviewed and edited all content as needed and takes full responsibility for the content of the publication, including all analyses, figures, and references.</w:t>
       </w:r>
     </w:p>
     <w:bookmarkEnd w:id="56"/>
@@ -7043,7 +6998,7 @@
     </w:p>
     <w:bookmarkEnd w:id="63"/>
     <w:bookmarkEnd w:id="64"/>
-    <w:bookmarkStart w:id="84" w:name="references"/>
+    <w:bookmarkStart w:id="83" w:name="references"/>
     <w:p>
       <w:pPr>
         <w:pStyle w:val="Heading1"/>
@@ -7052,7 +7007,7 @@
         <w:t xml:space="preserve">10. References</w:t>
       </w:r>
     </w:p>
-    <w:bookmarkStart w:id="83" w:name="refs"/>
+    <w:bookmarkStart w:id="82" w:name="refs"/>
     <w:bookmarkStart w:id="66" w:name="ref-amezquita2021"/>
     <w:p>
       <w:pPr>
@@ -7142,42 +7097,7 @@
       </w:r>
     </w:p>
     <w:bookmarkEnd w:id="68"/>
-    <w:bookmarkStart w:id="69" w:name="ref-chen2017"/>
-    <w:p>
-      <w:pPr>
-        <w:pStyle w:val="Bibliography"/>
-      </w:pPr>
-      <w:r>
-        <w:t xml:space="preserve">Chen, H et al.</w:t>
-      </w:r>
-      <w:r>
-        <w:t xml:space="preserve"> 2017.</w:t>
-      </w:r>
-      <w:r>
-        <w:t xml:space="preserve"> </w:t>
-      </w:r>
-      <w:r>
-        <w:t xml:space="preserve">“A Fuzzy Rule-Based System for Automated Audiogram Classification.”</w:t>
-      </w:r>
-      <w:r>
-        <w:t xml:space="preserve"> </w:t>
-      </w:r>
-      <w:r>
-        <w:rPr>
-          <w:i/>
-          <w:iCs/>
-        </w:rPr>
-        <w:t xml:space="preserve">Biomedical Signal Processing and Control</w:t>
-      </w:r>
-      <w:r>
-        <w:t xml:space="preserve"> </w:t>
-      </w:r>
-      <w:r>
-        <w:t xml:space="preserve">39: 412–20.</w:t>
-      </w:r>
-    </w:p>
-    <w:bookmarkEnd w:id="69"/>
-    <w:bookmarkStart w:id="70" w:name="ref-clark1981"/>
+    <w:bookmarkStart w:id="69" w:name="ref-clark1981"/>
     <w:p>
       <w:pPr>
         <w:pStyle w:val="Bibliography"/>
@@ -7208,8 +7128,8 @@
         <w:t xml:space="preserve">23 (7): 493–500.</w:t>
       </w:r>
     </w:p>
-    <w:bookmarkEnd w:id="70"/>
-    <w:bookmarkStart w:id="71" w:name="ref-goodman1965"/>
+    <w:bookmarkEnd w:id="69"/>
+    <w:bookmarkStart w:id="70" w:name="ref-goodman1965"/>
     <w:p>
       <w:pPr>
         <w:pStyle w:val="Bibliography"/>
@@ -7240,8 +7160,8 @@
         <w:t xml:space="preserve">7: 262–63.</w:t>
       </w:r>
     </w:p>
-    <w:bookmarkEnd w:id="71"/>
-    <w:bookmarkStart w:id="72" w:name="ref-mamdani1975"/>
+    <w:bookmarkEnd w:id="70"/>
+    <w:bookmarkStart w:id="71" w:name="ref-mamdani1975"/>
     <w:p>
       <w:pPr>
         <w:pStyle w:val="Bibliography"/>
@@ -7272,40 +7192,8 @@
         <w:t xml:space="preserve">7 (1): 1–13.</w:t>
       </w:r>
     </w:p>
-    <w:bookmarkEnd w:id="72"/>
-    <w:bookmarkStart w:id="73" w:name="ref-miller2004"/>
-    <w:p>
-      <w:pPr>
-        <w:pStyle w:val="Bibliography"/>
-      </w:pPr>
-      <w:r>
-        <w:t xml:space="preserve">Miller, J, and K Polansky. 2004.</w:t>
-      </w:r>
-      <w:r>
-        <w:t xml:space="preserve"> </w:t>
-      </w:r>
-      <w:r>
-        <w:t xml:space="preserve">“A Fuzzy Logic Approach to Audiogram Interpretation.”</w:t>
-      </w:r>
-      <w:r>
-        <w:t xml:space="preserve"> </w:t>
-      </w:r>
-      <w:r>
-        <w:rPr>
-          <w:i/>
-          <w:iCs/>
-        </w:rPr>
-        <w:t xml:space="preserve">Journal of the American Academy of Audiology</w:t>
-      </w:r>
-      <w:r>
-        <w:t xml:space="preserve"> </w:t>
-      </w:r>
-      <w:r>
-        <w:t xml:space="preserve">15 (9): 606–15.</w:t>
-      </w:r>
-    </w:p>
-    <w:bookmarkEnd w:id="73"/>
-    <w:bookmarkStart w:id="74" w:name="ref-sanchez2021"/>
+    <w:bookmarkEnd w:id="71"/>
+    <w:bookmarkStart w:id="72" w:name="ref-sanchez2021"/>
     <w:p>
       <w:pPr>
         <w:pStyle w:val="Bibliography"/>
@@ -7334,6 +7222,49 @@
       </w:r>
       <w:r>
         <w:t xml:space="preserve">3: 673686.</w:t>
+      </w:r>
+    </w:p>
+    <w:bookmarkEnd w:id="72"/>
+    <w:bookmarkStart w:id="74" w:name="ref-stuart1991"/>
+    <w:p>
+      <w:pPr>
+        <w:pStyle w:val="Bibliography"/>
+      </w:pPr>
+      <w:r>
+        <w:t xml:space="preserve">Stuart, A, R Stenstrom, C Tompkins, and S Vandenhoff. 1991.</w:t>
+      </w:r>
+      <w:r>
+        <w:t xml:space="preserve"> </w:t>
+      </w:r>
+      <w:r>
+        <w:t xml:space="preserve">“</w:t>
+      </w:r>
+      <w:hyperlink r:id="rId73">
+        <w:r>
+          <w:rPr>
+            <w:rStyle w:val="Hyperlink"/>
+          </w:rPr>
+          <w:t xml:space="preserve">Test-Retest Variability in Audiometric Threshold with Supraaural and Insert Earphones Among Children and Adults</w:t>
+        </w:r>
+      </w:hyperlink>
+      <w:r>
+        <w:t xml:space="preserve">.”</w:t>
+      </w:r>
+      <w:r>
+        <w:t xml:space="preserve"> </w:t>
+      </w:r>
+      <w:r>
+        <w:rPr>
+          <w:i/>
+          <w:iCs/>
+        </w:rPr>
+        <w:t xml:space="preserve">Audiology</w:t>
+      </w:r>
+      <w:r>
+        <w:t xml:space="preserve"> </w:t>
+      </w:r>
+      <w:r>
+        <w:t xml:space="preserve">30 (2): 82–90.</w:t>
       </w:r>
     </w:p>
     <w:bookmarkEnd w:id="74"/>
@@ -7531,42 +7462,7 @@
       </w:r>
     </w:p>
     <w:bookmarkEnd w:id="81"/>
-    <w:bookmarkStart w:id="82" w:name="ref-zadoush2020"/>
-    <w:p>
-      <w:pPr>
-        <w:pStyle w:val="Bibliography"/>
-      </w:pPr>
-      <w:r>
-        <w:t xml:space="preserve">Zadoush, MR et al.</w:t>
-      </w:r>
-      <w:r>
-        <w:t xml:space="preserve"> 2020.</w:t>
-      </w:r>
-      <w:r>
-        <w:t xml:space="preserve"> </w:t>
-      </w:r>
-      <w:r>
-        <w:t xml:space="preserve">“Fuzzy Membership Functions for Audiogram Configuration.”</w:t>
-      </w:r>
-      <w:r>
-        <w:t xml:space="preserve"> </w:t>
-      </w:r>
-      <w:r>
-        <w:rPr>
-          <w:i/>
-          <w:iCs/>
-        </w:rPr>
-        <w:t xml:space="preserve">International Journal of Audiology</w:t>
-      </w:r>
-      <w:r>
-        <w:t xml:space="preserve"> </w:t>
-      </w:r>
-      <w:r>
-        <w:t xml:space="preserve">59 (7): 529–36.</w:t>
-      </w:r>
-    </w:p>
     <w:bookmarkEnd w:id="82"/>
-    <w:bookmarkEnd w:id="83"/>
     <w:p>
       <w:r>
         <w:pict>
@@ -7574,8 +7470,8 @@
         </w:pict>
       </w:r>
     </w:p>
-    <w:bookmarkEnd w:id="84"/>
-    <w:bookmarkStart w:id="89" w:name="tables"/>
+    <w:bookmarkEnd w:id="83"/>
+    <w:bookmarkStart w:id="88" w:name="tables"/>
     <w:p>
       <w:pPr>
         <w:pStyle w:val="Heading1"/>
@@ -7584,7 +7480,7 @@
         <w:t xml:space="preserve">11. Tables</w:t>
       </w:r>
     </w:p>
-    <w:bookmarkStart w:id="85" w:name="Xd6a5ecf7ea44a888a535efe5a2ed5f5830f475c"/>
+    <w:bookmarkStart w:id="84" w:name="Xd6a5ecf7ea44a888a535efe5a2ed5f5830f475c"/>
     <w:p>
       <w:pPr>
         <w:pStyle w:val="Heading2"/>
@@ -7626,18 +7522,18 @@
               <w:pStyle w:val="Compact"/>
             </w:pPr>
             <w:r>
-              <w:t xml:space="preserve">Training (n=15,654 ears)</w:t>
-            </w:r>
-          </w:p>
-        </w:tc>
-        <w:tc>
-          <w:tcPr/>
-          <w:p>
-            <w:pPr>
-              <w:pStyle w:val="Compact"/>
-            </w:pPr>
-            <w:r>
-              <w:t xml:space="preserve">Test (n=3,914 ears)</w:t>
+              <w:t xml:space="preserve">Training (n=15,656 ears)</w:t>
+            </w:r>
+          </w:p>
+        </w:tc>
+        <w:tc>
+          <w:tcPr/>
+          <w:p>
+            <w:pPr>
+              <w:pStyle w:val="Compact"/>
+            </w:pPr>
+            <w:r>
+              <w:t xml:space="preserve">Test (n=3,912 ears)</w:t>
             </w:r>
           </w:p>
         </w:tc>
@@ -7661,18 +7557,18 @@
               <w:pStyle w:val="Compact"/>
             </w:pPr>
             <w:r>
-              <w:t xml:space="preserve">9,421</w:t>
-            </w:r>
-          </w:p>
-        </w:tc>
-        <w:tc>
-          <w:tcPr/>
-          <w:p>
-            <w:pPr>
-              <w:pStyle w:val="Compact"/>
-            </w:pPr>
-            <w:r>
-              <w:t xml:space="preserve">3,519</w:t>
+              <w:t xml:space="preserve">7,866</w:t>
+            </w:r>
+          </w:p>
+        </w:tc>
+        <w:tc>
+          <w:tcPr/>
+          <w:p>
+            <w:pPr>
+              <w:pStyle w:val="Compact"/>
+            </w:pPr>
+            <w:r>
+              <w:t xml:space="preserve">1,966</w:t>
             </w:r>
           </w:p>
         </w:tc>
@@ -7696,18 +7592,18 @@
               <w:pStyle w:val="Compact"/>
             </w:pPr>
             <w:r>
-              <w:t xml:space="preserve">43.9 (14.4)</w:t>
-            </w:r>
-          </w:p>
-        </w:tc>
-        <w:tc>
-          <w:tcPr/>
-          <w:p>
-            <w:pPr>
-              <w:pStyle w:val="Compact"/>
-            </w:pPr>
-            <w:r>
-              <w:t xml:space="preserve">44.0 (14.4)</w:t>
+              <w:t xml:space="preserve">44.1 (14.4)</w:t>
+            </w:r>
+          </w:p>
+        </w:tc>
+        <w:tc>
+          <w:tcPr/>
+          <w:p>
+            <w:pPr>
+              <w:pStyle w:val="Compact"/>
+            </w:pPr>
+            <w:r>
+              <w:t xml:space="preserve">43.5 (14.6)</w:t>
             </w:r>
           </w:p>
         </w:tc>
@@ -7742,7 +7638,7 @@
               <w:pStyle w:val="Compact"/>
             </w:pPr>
             <w:r>
-              <w:t xml:space="preserve">44 (31–56)</w:t>
+              <w:t xml:space="preserve">43 (30–56)</w:t>
             </w:r>
           </w:p>
         </w:tc>
@@ -7777,7 +7673,7 @@
               <w:pStyle w:val="Compact"/>
             </w:pPr>
             <w:r>
-              <w:t xml:space="preserve">51.3%</w:t>
+              <w:t xml:space="preserve">51.2%</w:t>
             </w:r>
           </w:p>
         </w:tc>
@@ -7801,18 +7697,18 @@
               <w:pStyle w:val="Compact"/>
             </w:pPr>
             <w:r>
-              <w:t xml:space="preserve">13.3 (11.4)</w:t>
-            </w:r>
-          </w:p>
-        </w:tc>
-        <w:tc>
-          <w:tcPr/>
-          <w:p>
-            <w:pPr>
-              <w:pStyle w:val="Compact"/>
-            </w:pPr>
-            <w:r>
-              <w:t xml:space="preserve">13.3 (11.6)</w:t>
+              <w:t xml:space="preserve">13.3 (11.3)</w:t>
+            </w:r>
+          </w:p>
+        </w:tc>
+        <w:tc>
+          <w:tcPr/>
+          <w:p>
+            <w:pPr>
+              <w:pStyle w:val="Compact"/>
+            </w:pPr>
+            <w:r>
+              <w:t xml:space="preserve">13.5 (12.2)</w:t>
             </w:r>
           </w:p>
         </w:tc>
@@ -7836,18 +7732,18 @@
               <w:pStyle w:val="Compact"/>
             </w:pPr>
             <w:r>
-              <w:t xml:space="preserve">88.0%</w:t>
-            </w:r>
-          </w:p>
-        </w:tc>
-        <w:tc>
-          <w:tcPr/>
-          <w:p>
-            <w:pPr>
-              <w:pStyle w:val="Compact"/>
-            </w:pPr>
-            <w:r>
-              <w:t xml:space="preserve">88.6%</w:t>
+              <w:t xml:space="preserve">88.4%</w:t>
+            </w:r>
+          </w:p>
+        </w:tc>
+        <w:tc>
+          <w:tcPr/>
+          <w:p>
+            <w:pPr>
+              <w:pStyle w:val="Compact"/>
+            </w:pPr>
+            <w:r>
+              <w:t xml:space="preserve">86.9%</w:t>
             </w:r>
           </w:p>
         </w:tc>
@@ -7871,18 +7767,18 @@
               <w:pStyle w:val="Compact"/>
             </w:pPr>
             <w:r>
-              <w:t xml:space="preserve">8.8%</w:t>
-            </w:r>
-          </w:p>
-        </w:tc>
-        <w:tc>
-          <w:tcPr/>
-          <w:p>
-            <w:pPr>
-              <w:pStyle w:val="Compact"/>
-            </w:pPr>
-            <w:r>
-              <w:t xml:space="preserve">8.1%</w:t>
+              <w:t xml:space="preserve">8.6%</w:t>
+            </w:r>
+          </w:p>
+        </w:tc>
+        <w:tc>
+          <w:tcPr/>
+          <w:p>
+            <w:pPr>
+              <w:pStyle w:val="Compact"/>
+            </w:pPr>
+            <w:r>
+              <w:t xml:space="preserve">9.2%</w:t>
             </w:r>
           </w:p>
         </w:tc>
@@ -7917,7 +7813,7 @@
               <w:pStyle w:val="Compact"/>
             </w:pPr>
             <w:r>
-              <w:t xml:space="preserve">2.3%</w:t>
+              <w:t xml:space="preserve">2.6%</w:t>
             </w:r>
           </w:p>
         </w:tc>
@@ -7987,7 +7883,7 @@
               <w:pStyle w:val="Compact"/>
             </w:pPr>
             <w:r>
-              <w:t xml:space="preserve">0.3%</w:t>
+              <w:t xml:space="preserve">0.5%</w:t>
             </w:r>
           </w:p>
         </w:tc>
@@ -8011,18 +7907,18 @@
               <w:pStyle w:val="Compact"/>
             </w:pPr>
             <w:r>
+              <w:t xml:space="preserve">0.0%</w:t>
+            </w:r>
+          </w:p>
+        </w:tc>
+        <w:tc>
+          <w:tcPr/>
+          <w:p>
+            <w:pPr>
+              <w:pStyle w:val="Compact"/>
+            </w:pPr>
+            <w:r>
               <w:t xml:space="preserve">0.1%</w:t>
-            </w:r>
-          </w:p>
-        </w:tc>
-        <w:tc>
-          <w:tcPr/>
-          <w:p>
-            <w:pPr>
-              <w:pStyle w:val="Compact"/>
-            </w:pPr>
-            <w:r>
-              <w:t xml:space="preserve">0.0%</w:t>
             </w:r>
           </w:p>
         </w:tc>
@@ -8040,8 +7936,8 @@
         <w:t xml:space="preserve">Cohort: NHANES cycles with adult (20–69 y) audiometry (1999–2000, 2011–2012, 2015–2016). Values are per ear unless noted.</w:t>
       </w:r>
     </w:p>
-    <w:bookmarkEnd w:id="85"/>
-    <w:bookmarkStart w:id="86" w:name="X32625831827709041c93603cf4f5d92c3100a2e"/>
+    <w:bookmarkEnd w:id="84"/>
+    <w:bookmarkStart w:id="85" w:name="X32625831827709041c93603cf4f5d92c3100a2e"/>
     <w:p>
       <w:pPr>
         <w:pStyle w:val="Heading2"/>
@@ -8199,7 +8095,7 @@
               <w:pStyle w:val="Compact"/>
             </w:pPr>
             <w:r>
-              <w:t xml:space="preserve">95.8%</w:t>
+              <w:t xml:space="preserve">94.7%</w:t>
             </w:r>
           </w:p>
         </w:tc>
@@ -8256,7 +8152,7 @@
               <w:pStyle w:val="Compact"/>
             </w:pPr>
             <w:r>
-              <w:t xml:space="preserve">84.9%</w:t>
+              <w:t xml:space="preserve">79.8%</w:t>
             </w:r>
           </w:p>
         </w:tc>
@@ -8278,18 +8174,18 @@
               <w:pStyle w:val="Compact"/>
             </w:pPr>
             <w:r>
-              <w:t xml:space="preserve">93.5%</w:t>
-            </w:r>
-          </w:p>
-        </w:tc>
-        <w:tc>
-          <w:tcPr/>
-          <w:p>
-            <w:pPr>
-              <w:pStyle w:val="Compact"/>
-            </w:pPr>
-            <w:r>
-              <w:t xml:space="preserve">93.8%</w:t>
+              <w:t xml:space="preserve">93.4%</w:t>
+            </w:r>
+          </w:p>
+        </w:tc>
+        <w:tc>
+          <w:tcPr/>
+          <w:p>
+            <w:pPr>
+              <w:pStyle w:val="Compact"/>
+            </w:pPr>
+            <w:r>
+              <w:t xml:space="preserve">93.6%</w:t>
             </w:r>
           </w:p>
         </w:tc>
@@ -8313,7 +8209,7 @@
               <w:pStyle w:val="Compact"/>
             </w:pPr>
             <w:r>
-              <w:t xml:space="preserve">98.4%</w:t>
+              <w:t xml:space="preserve">98.1%</w:t>
             </w:r>
           </w:p>
         </w:tc>
@@ -8474,8 +8370,8 @@
         <w:t xml:space="preserve">*PTA-4 is the reference standard; metrics reflect definitional agreement.</w:t>
       </w:r>
     </w:p>
-    <w:bookmarkEnd w:id="86"/>
-    <w:bookmarkStart w:id="87" w:name="Xb2b2941f82a8ed8f2527728ce060f4fee0fd8f7"/>
+    <w:bookmarkEnd w:id="85"/>
+    <w:bookmarkStart w:id="86" w:name="Xb2b2941f82a8ed8f2527728ce060f4fee0fd8f7"/>
     <w:p>
       <w:pPr>
         <w:pStyle w:val="Heading2"/>
@@ -8717,8 +8613,8 @@
         <w:t xml:space="preserve">Configuration typing is a secondary, exploratory output; the per-type accuracy table reported in an earlier draft was not reproducible from the deployed pipeline and has been removed (see Configuration Classification).</w:t>
       </w:r>
     </w:p>
-    <w:bookmarkEnd w:id="87"/>
-    <w:bookmarkStart w:id="88" w:name="Xa69bce4e66d02f01a39c5a76379a3c74e9fbb04"/>
+    <w:bookmarkEnd w:id="86"/>
+    <w:bookmarkStart w:id="87" w:name="Xa69bce4e66d02f01a39c5a76379a3c74e9fbb04"/>
     <w:p>
       <w:pPr>
         <w:pStyle w:val="Heading2"/>
@@ -9101,9 +8997,9 @@
         </w:pict>
       </w:r>
     </w:p>
+    <w:bookmarkEnd w:id="87"/>
     <w:bookmarkEnd w:id="88"/>
-    <w:bookmarkEnd w:id="89"/>
-    <w:bookmarkStart w:id="90" w:name="figure-captions"/>
+    <w:bookmarkStart w:id="89" w:name="figure-captions"/>
     <w:p>
       <w:pPr>
         <w:pStyle w:val="Heading1"/>
@@ -9163,7 +9059,7 @@
         <w:t xml:space="preserve"> </w:t>
       </w:r>
       <w:r>
-        <w:t xml:space="preserve">(a) Bland-Altman plot showing agreement between FAI and PTA-4 reference on the held-out test set. (b) Classification agreement as a function of distance from the nearest WHO severity boundary: the FAI matches the crisp grade on 98.4% of clear cases (≥6 dB from a boundary) and returns graded membership on 84.9% of borderline cases (±5 dB).</w:t>
+        <w:t xml:space="preserve">(a) Bland-Altman plot showing agreement between FAI and PTA-4 reference on the held-out test set. (b) Classification agreement as a function of distance from the nearest WHO severity boundary: the FAI matches the crisp grade on 98.1% of clear cases (≥6 dB from a boundary) and returns graded membership on 79.8% of borderline cases (±5 dB).</w:t>
       </w:r>
     </w:p>
     <w:p>
@@ -9239,7 +9135,7 @@
         <w:t xml:space="preserve">Corresponding author: Dr Sanyaolu Ameye, King Fahad Specialist Hospital, Tabuk, Saudi Arabia. Email: sanyaameye@hotmail.com</w:t>
       </w:r>
     </w:p>
-    <w:bookmarkEnd w:id="90"/>
+    <w:bookmarkEnd w:id="89"/>
     <w:sectPr>
       <w:footnotePr>
         <w:numRestart w:val="eachSect"/>
